--- a/templates/report_template_ohlp.docx
+++ b/templates/report_template_ohlp.docx
@@ -1,6 +1,6 @@
 
 <file path=word/document.xml><?xml version="1.0" encoding="utf-8"?>
-<w:document xmlns:wpc="http://schemas.microsoft.com/office/word/2010/wordprocessingCanvas" xmlns:cx="http://schemas.microsoft.com/office/drawing/2014/chartex" xmlns:cx1="http://schemas.microsoft.com/office/drawing/2015/9/8/chartex" xmlns:cx2="http://schemas.microsoft.com/office/drawing/2015/10/21/chartex" xmlns:cx3="http://schemas.microsoft.com/office/drawing/2016/5/9/chartex" xmlns:cx4="http://schemas.microsoft.com/office/drawing/2016/5/10/chartex" xmlns:cx5="http://schemas.microsoft.com/office/drawing/2016/5/11/chartex" xmlns:cx6="http://schemas.microsoft.com/office/drawing/2016/5/12/chartex" xmlns:cx7="http://schemas.microsoft.com/office/drawing/2016/5/13/chartex" xmlns:cx8="http://schemas.microsoft.com/office/drawing/2016/5/14/chartex" xmlns:mc="http://schemas.openxmlformats.org/markup-compatibility/2006" xmlns:aink="http://schemas.microsoft.com/office/drawing/2016/ink" xmlns:am3d="http://schemas.microsoft.com/office/drawing/2017/model3d" xmlns:o="urn:schemas-microsoft-com:office:office" xmlns:oel="http://schemas.microsoft.com/office/2019/extlst" xmlns:r="http://schemas.openxmlformats.org/officeDocument/2006/relationships" xmlns:m="http://schemas.openxmlformats.org/officeDocument/2006/math" xmlns:v="urn:schemas-microsoft-com:vml" xmlns:wp14="http://schemas.microsoft.com/office/word/2010/wordprocessingDrawing" xmlns:wp="http://schemas.openxmlformats.org/drawingml/2006/wordprocessingDrawing" xmlns:w10="urn:schemas-microsoft-com:office:word" xmlns:w="http://schemas.openxmlformats.org/wordprocessingml/2006/main" xmlns:w14="http://schemas.microsoft.com/office/word/2010/wordml" xmlns:w15="http://schemas.microsoft.com/office/word/2012/wordml" xmlns:w16cex="http://schemas.microsoft.com/office/word/2018/wordml/cex" xmlns:w16cid="http://schemas.microsoft.com/office/word/2016/wordml/cid" xmlns:w16="http://schemas.microsoft.com/office/word/2018/wordml" xmlns:w16du="http://schemas.microsoft.com/office/word/2023/wordml/word16du" xmlns:w16sdtdh="http://schemas.microsoft.com/office/word/2020/wordml/sdtdatahash" xmlns:w16sdtfl="http://schemas.microsoft.com/office/word/2024/wordml/sdtformatlock" xmlns:w16se="http://schemas.microsoft.com/office/word/2015/wordml/symex" xmlns:wpg="http://schemas.microsoft.com/office/word/2010/wordprocessingGroup" xmlns:wpi="http://schemas.microsoft.com/office/word/2010/wordprocessingInk" xmlns:wne="http://schemas.microsoft.com/office/word/2006/wordml" xmlns:wps="http://schemas.microsoft.com/office/word/2010/wordprocessingShape" mc:Ignorable="w14 w15 w16se w16cid w16 w16cex w16sdtdh w16sdtfl w16du wp14">
+<w:document xmlns:wpc="http://schemas.microsoft.com/office/word/2010/wordprocessingCanvas" xmlns:cx="http://schemas.microsoft.com/office/drawing/2014/chartex" xmlns:cx1="http://schemas.microsoft.com/office/drawing/2015/9/8/chartex" xmlns:cx2="http://schemas.microsoft.com/office/drawing/2015/10/21/chartex" xmlns:cx3="http://schemas.microsoft.com/office/drawing/2016/5/9/chartex" xmlns:cx4="http://schemas.microsoft.com/office/drawing/2016/5/10/chartex" xmlns:cx5="http://schemas.microsoft.com/office/drawing/2016/5/11/chartex" xmlns:cx6="http://schemas.microsoft.com/office/drawing/2016/5/12/chartex" xmlns:cx7="http://schemas.microsoft.com/office/drawing/2016/5/13/chartex" xmlns:cx8="http://schemas.microsoft.com/office/drawing/2016/5/14/chartex" xmlns:mc="http://schemas.openxmlformats.org/markup-compatibility/2006" xmlns:aink="http://schemas.microsoft.com/office/drawing/2016/ink" xmlns:am3d="http://schemas.microsoft.com/office/drawing/2017/model3d" xmlns:o="urn:schemas-microsoft-com:office:office" xmlns:oel="http://schemas.microsoft.com/office/2019/extlst" xmlns:r="http://schemas.openxmlformats.org/officeDocument/2006/relationships" xmlns:m="http://schemas.openxmlformats.org/officeDocument/2006/math" xmlns:v="urn:schemas-microsoft-com:vml" xmlns:wp14="http://schemas.microsoft.com/office/word/2010/wordprocessingDrawing" xmlns:wp="http://schemas.openxmlformats.org/drawingml/2006/wordprocessingDrawing" xmlns:w10="urn:schemas-microsoft-com:office:word" xmlns:w="http://schemas.openxmlformats.org/wordprocessingml/2006/main" xmlns:w14="http://schemas.microsoft.com/office/word/2010/wordml" xmlns:w15="http://schemas.microsoft.com/office/word/2012/wordml" xmlns:w16cex="http://schemas.microsoft.com/office/word/2018/wordml/cex" xmlns:w16cid="http://schemas.microsoft.com/office/word/2016/wordml/cid" xmlns:w16="http://schemas.microsoft.com/office/word/2018/wordml" xmlns:w16sdtdh="http://schemas.microsoft.com/office/word/2020/wordml/sdtdatahash" xmlns:w16se="http://schemas.microsoft.com/office/word/2015/wordml/symex" xmlns:wpg="http://schemas.microsoft.com/office/word/2010/wordprocessingGroup" xmlns:wpi="http://schemas.microsoft.com/office/word/2010/wordprocessingInk" xmlns:wne="http://schemas.microsoft.com/office/word/2006/wordml" xmlns:wps="http://schemas.microsoft.com/office/word/2010/wordprocessingShape" mc:Ignorable="w14 w15 w16se w16cid w16 w16cex w16sdtdh wp14">
   <w:body>
     <w:tbl>
       <w:tblPr>
@@ -52,30 +52,14 @@
                 <w:sz w:val="28"/>
                 <w:szCs w:val="28"/>
               </w:rPr>
-              <w:t xml:space="preserve">Заместителю генерального </w:t>
-            </w:r>
-            <w:proofErr w:type="gramStart"/>
+              <w:t xml:space="preserve">Заместителю генерального директора  </w:t>
+            </w:r>
             <w:r>
               <w:rPr>
                 <w:sz w:val="28"/>
                 <w:szCs w:val="28"/>
               </w:rPr>
-              <w:t xml:space="preserve">директора  </w:t>
-            </w:r>
-            <w:r>
-              <w:rPr>
-                <w:sz w:val="28"/>
-                <w:szCs w:val="28"/>
-              </w:rPr>
-              <w:t>ФГБУ</w:t>
-            </w:r>
-            <w:proofErr w:type="gramEnd"/>
-            <w:r>
-              <w:rPr>
-                <w:sz w:val="28"/>
-                <w:szCs w:val="28"/>
-              </w:rPr>
-              <w:t xml:space="preserve"> «НЦЭСМП» Минздрава России</w:t>
+              <w:t>ФГБУ «НЦЭСМП» Минздрава России</w:t>
             </w:r>
           </w:p>
           <w:p>
@@ -1179,7 +1163,6 @@
               </w:rPr>
               <w:t>NAME</w:t>
             </w:r>
-            <w:proofErr w:type="gramStart"/>
             <w:r>
               <w:rPr>
                 <w:b/>
@@ -1204,15 +1187,7 @@
                 <w:b/>
                 <w:bCs/>
               </w:rPr>
-              <w:t xml:space="preserve"> (</w:t>
-            </w:r>
-            <w:proofErr w:type="gramEnd"/>
-            <w:r>
-              <w:rPr>
-                <w:b/>
-                <w:bCs/>
-              </w:rPr>
-              <w:t>референтный)</w:t>
+              <w:t xml:space="preserve"> (референтный)</w:t>
             </w:r>
           </w:p>
         </w:tc>
@@ -2369,23 +2344,13 @@
               </w:rPr>
               <w:t xml:space="preserve">5.2 </w:t>
             </w:r>
-            <w:proofErr w:type="spellStart"/>
             <w:r>
               <w:rPr>
                 <w:b/>
                 <w:sz w:val="24"/>
                 <w:lang w:val="en-US"/>
               </w:rPr>
-              <w:t>Фармакокинетические</w:t>
-            </w:r>
-            <w:proofErr w:type="spellEnd"/>
-            <w:r>
-              <w:rPr>
-                <w:b/>
-                <w:sz w:val="24"/>
-                <w:lang w:val="en-US"/>
-              </w:rPr>
-              <w:t xml:space="preserve"> </w:t>
+              <w:t xml:space="preserve">Фармакокинетические </w:t>
             </w:r>
             <w:proofErr w:type="spellStart"/>
             <w:r>
@@ -2420,6 +2385,102 @@
                 <w:sz w:val="24"/>
               </w:rPr>
               <w:t>5.2 Фармакокинетические свойства</w:t>
+            </w:r>
+          </w:p>
+        </w:tc>
+      </w:tr>
+      <w:tr>
+        <w:tc>
+          <w:tcPr>
+            <w:tcW w:w="7280" w:type="dxa"/>
+          </w:tcPr>
+          <w:p>
+            <w:pPr>
+              <w:autoSpaceDE w:val="0"/>
+              <w:autoSpaceDN w:val="0"/>
+              <w:adjustRightInd w:val="0"/>
+              <w:ind w:left="340"/>
+              <w:rPr>
+                <w:b/>
+                <w:sz w:val="24"/>
+              </w:rPr>
+            </w:pPr>
+            <w:r>
+              <w:rPr>
+                <w:b/>
+                <w:sz w:val="24"/>
+                <w:lang w:val="en-US"/>
+              </w:rPr>
+              <w:t>5.</w:t>
+            </w:r>
+            <w:r>
+              <w:rPr>
+                <w:b/>
+                <w:sz w:val="24"/>
+              </w:rPr>
+              <w:t>3</w:t>
+            </w:r>
+            <w:r>
+              <w:rPr>
+                <w:b/>
+                <w:sz w:val="24"/>
+                <w:lang w:val="en-US"/>
+              </w:rPr>
+              <w:t xml:space="preserve"> </w:t>
+            </w:r>
+            <w:r>
+              <w:rPr>
+                <w:b/>
+                <w:sz w:val="24"/>
+              </w:rPr>
+              <w:t>Данные доклинической безопасности</w:t>
+            </w:r>
+          </w:p>
+        </w:tc>
+        <w:tc>
+          <w:tcPr>
+            <w:tcW w:w="7280" w:type="dxa"/>
+          </w:tcPr>
+          <w:p>
+            <w:pPr>
+              <w:autoSpaceDE w:val="0"/>
+              <w:autoSpaceDN w:val="0"/>
+              <w:adjustRightInd w:val="0"/>
+              <w:ind w:left="340"/>
+              <w:rPr>
+                <w:b/>
+                <w:sz w:val="24"/>
+              </w:rPr>
+            </w:pPr>
+            <w:r>
+              <w:rPr>
+                <w:b/>
+                <w:sz w:val="24"/>
+                <w:lang w:val="en-US"/>
+              </w:rPr>
+              <w:t>5.</w:t>
+            </w:r>
+            <w:r>
+              <w:rPr>
+                <w:b/>
+                <w:sz w:val="24"/>
+              </w:rPr>
+              <w:t>3</w:t>
+            </w:r>
+            <w:r>
+              <w:rPr>
+                <w:b/>
+                <w:sz w:val="24"/>
+                <w:lang w:val="en-US"/>
+              </w:rPr>
+              <w:t xml:space="preserve"> </w:t>
+            </w:r>
+            <w:r>
+              <w:rPr>
+                <w:b/>
+                <w:sz w:val="24"/>
+              </w:rPr>
+              <w:t>Данные доклинической безопасности</w:t>
             </w:r>
           </w:p>
         </w:tc>
@@ -3279,7 +3340,7 @@
 </file>
 
 <file path=word/endnotes.xml><?xml version="1.0" encoding="utf-8"?>
-<w:endnotes xmlns:wpc="http://schemas.microsoft.com/office/word/2010/wordprocessingCanvas" xmlns:cx="http://schemas.microsoft.com/office/drawing/2014/chartex" xmlns:cx1="http://schemas.microsoft.com/office/drawing/2015/9/8/chartex" xmlns:cx2="http://schemas.microsoft.com/office/drawing/2015/10/21/chartex" xmlns:cx3="http://schemas.microsoft.com/office/drawing/2016/5/9/chartex" xmlns:cx4="http://schemas.microsoft.com/office/drawing/2016/5/10/chartex" xmlns:cx5="http://schemas.microsoft.com/office/drawing/2016/5/11/chartex" xmlns:cx6="http://schemas.microsoft.com/office/drawing/2016/5/12/chartex" xmlns:cx7="http://schemas.microsoft.com/office/drawing/2016/5/13/chartex" xmlns:cx8="http://schemas.microsoft.com/office/drawing/2016/5/14/chartex" xmlns:mc="http://schemas.openxmlformats.org/markup-compatibility/2006" xmlns:aink="http://schemas.microsoft.com/office/drawing/2016/ink" xmlns:am3d="http://schemas.microsoft.com/office/drawing/2017/model3d" xmlns:o="urn:schemas-microsoft-com:office:office" xmlns:oel="http://schemas.microsoft.com/office/2019/extlst" xmlns:r="http://schemas.openxmlformats.org/officeDocument/2006/relationships" xmlns:m="http://schemas.openxmlformats.org/officeDocument/2006/math" xmlns:v="urn:schemas-microsoft-com:vml" xmlns:wp14="http://schemas.microsoft.com/office/word/2010/wordprocessingDrawing" xmlns:wp="http://schemas.openxmlformats.org/drawingml/2006/wordprocessingDrawing" xmlns:w10="urn:schemas-microsoft-com:office:word" xmlns:w="http://schemas.openxmlformats.org/wordprocessingml/2006/main" xmlns:w14="http://schemas.microsoft.com/office/word/2010/wordml" xmlns:w15="http://schemas.microsoft.com/office/word/2012/wordml" xmlns:w16cex="http://schemas.microsoft.com/office/word/2018/wordml/cex" xmlns:w16cid="http://schemas.microsoft.com/office/word/2016/wordml/cid" xmlns:w16="http://schemas.microsoft.com/office/word/2018/wordml" xmlns:w16du="http://schemas.microsoft.com/office/word/2023/wordml/word16du" xmlns:w16sdtdh="http://schemas.microsoft.com/office/word/2020/wordml/sdtdatahash" xmlns:w16sdtfl="http://schemas.microsoft.com/office/word/2024/wordml/sdtformatlock" xmlns:w16se="http://schemas.microsoft.com/office/word/2015/wordml/symex" xmlns:wpg="http://schemas.microsoft.com/office/word/2010/wordprocessingGroup" xmlns:wpi="http://schemas.microsoft.com/office/word/2010/wordprocessingInk" xmlns:wne="http://schemas.microsoft.com/office/word/2006/wordml" xmlns:wps="http://schemas.microsoft.com/office/word/2010/wordprocessingShape" mc:Ignorable="w14 w15 w16se w16cid w16 w16cex w16sdtdh w16sdtfl w16du wp14">
+<w:endnotes xmlns:wpc="http://schemas.microsoft.com/office/word/2010/wordprocessingCanvas" xmlns:cx="http://schemas.microsoft.com/office/drawing/2014/chartex" xmlns:cx1="http://schemas.microsoft.com/office/drawing/2015/9/8/chartex" xmlns:cx2="http://schemas.microsoft.com/office/drawing/2015/10/21/chartex" xmlns:cx3="http://schemas.microsoft.com/office/drawing/2016/5/9/chartex" xmlns:cx4="http://schemas.microsoft.com/office/drawing/2016/5/10/chartex" xmlns:cx5="http://schemas.microsoft.com/office/drawing/2016/5/11/chartex" xmlns:cx6="http://schemas.microsoft.com/office/drawing/2016/5/12/chartex" xmlns:cx7="http://schemas.microsoft.com/office/drawing/2016/5/13/chartex" xmlns:cx8="http://schemas.microsoft.com/office/drawing/2016/5/14/chartex" xmlns:mc="http://schemas.openxmlformats.org/markup-compatibility/2006" xmlns:aink="http://schemas.microsoft.com/office/drawing/2016/ink" xmlns:am3d="http://schemas.microsoft.com/office/drawing/2017/model3d" xmlns:o="urn:schemas-microsoft-com:office:office" xmlns:oel="http://schemas.microsoft.com/office/2019/extlst" xmlns:r="http://schemas.openxmlformats.org/officeDocument/2006/relationships" xmlns:m="http://schemas.openxmlformats.org/officeDocument/2006/math" xmlns:v="urn:schemas-microsoft-com:vml" xmlns:wp14="http://schemas.microsoft.com/office/word/2010/wordprocessingDrawing" xmlns:wp="http://schemas.openxmlformats.org/drawingml/2006/wordprocessingDrawing" xmlns:w10="urn:schemas-microsoft-com:office:word" xmlns:w="http://schemas.openxmlformats.org/wordprocessingml/2006/main" xmlns:w14="http://schemas.microsoft.com/office/word/2010/wordml" xmlns:w15="http://schemas.microsoft.com/office/word/2012/wordml" xmlns:w16cex="http://schemas.microsoft.com/office/word/2018/wordml/cex" xmlns:w16cid="http://schemas.microsoft.com/office/word/2016/wordml/cid" xmlns:w16="http://schemas.microsoft.com/office/word/2018/wordml" xmlns:w16sdtdh="http://schemas.microsoft.com/office/word/2020/wordml/sdtdatahash" xmlns:w16se="http://schemas.microsoft.com/office/word/2015/wordml/symex" xmlns:wpg="http://schemas.microsoft.com/office/word/2010/wordprocessingGroup" xmlns:wpi="http://schemas.microsoft.com/office/word/2010/wordprocessingInk" xmlns:wne="http://schemas.microsoft.com/office/word/2006/wordml" xmlns:wps="http://schemas.microsoft.com/office/word/2010/wordprocessingShape" mc:Ignorable="w14 w15 w16se w16cid w16 w16cex w16sdtdh wp14">
   <w:endnote w:type="separator" w:id="-1">
     <w:p>
       <w:r>
@@ -3298,7 +3359,7 @@
 </file>
 
 <file path=word/footnotes.xml><?xml version="1.0" encoding="utf-8"?>
-<w:footnotes xmlns:wpc="http://schemas.microsoft.com/office/word/2010/wordprocessingCanvas" xmlns:cx="http://schemas.microsoft.com/office/drawing/2014/chartex" xmlns:cx1="http://schemas.microsoft.com/office/drawing/2015/9/8/chartex" xmlns:cx2="http://schemas.microsoft.com/office/drawing/2015/10/21/chartex" xmlns:cx3="http://schemas.microsoft.com/office/drawing/2016/5/9/chartex" xmlns:cx4="http://schemas.microsoft.com/office/drawing/2016/5/10/chartex" xmlns:cx5="http://schemas.microsoft.com/office/drawing/2016/5/11/chartex" xmlns:cx6="http://schemas.microsoft.com/office/drawing/2016/5/12/chartex" xmlns:cx7="http://schemas.microsoft.com/office/drawing/2016/5/13/chartex" xmlns:cx8="http://schemas.microsoft.com/office/drawing/2016/5/14/chartex" xmlns:mc="http://schemas.openxmlformats.org/markup-compatibility/2006" xmlns:aink="http://schemas.microsoft.com/office/drawing/2016/ink" xmlns:am3d="http://schemas.microsoft.com/office/drawing/2017/model3d" xmlns:o="urn:schemas-microsoft-com:office:office" xmlns:oel="http://schemas.microsoft.com/office/2019/extlst" xmlns:r="http://schemas.openxmlformats.org/officeDocument/2006/relationships" xmlns:m="http://schemas.openxmlformats.org/officeDocument/2006/math" xmlns:v="urn:schemas-microsoft-com:vml" xmlns:wp14="http://schemas.microsoft.com/office/word/2010/wordprocessingDrawing" xmlns:wp="http://schemas.openxmlformats.org/drawingml/2006/wordprocessingDrawing" xmlns:w10="urn:schemas-microsoft-com:office:word" xmlns:w="http://schemas.openxmlformats.org/wordprocessingml/2006/main" xmlns:w14="http://schemas.microsoft.com/office/word/2010/wordml" xmlns:w15="http://schemas.microsoft.com/office/word/2012/wordml" xmlns:w16cex="http://schemas.microsoft.com/office/word/2018/wordml/cex" xmlns:w16cid="http://schemas.microsoft.com/office/word/2016/wordml/cid" xmlns:w16="http://schemas.microsoft.com/office/word/2018/wordml" xmlns:w16du="http://schemas.microsoft.com/office/word/2023/wordml/word16du" xmlns:w16sdtdh="http://schemas.microsoft.com/office/word/2020/wordml/sdtdatahash" xmlns:w16sdtfl="http://schemas.microsoft.com/office/word/2024/wordml/sdtformatlock" xmlns:w16se="http://schemas.microsoft.com/office/word/2015/wordml/symex" xmlns:wpg="http://schemas.microsoft.com/office/word/2010/wordprocessingGroup" xmlns:wpi="http://schemas.microsoft.com/office/word/2010/wordprocessingInk" xmlns:wne="http://schemas.microsoft.com/office/word/2006/wordml" xmlns:wps="http://schemas.microsoft.com/office/word/2010/wordprocessingShape" mc:Ignorable="w14 w15 w16se w16cid w16 w16cex w16sdtdh w16sdtfl w16du wp14">
+<w:footnotes xmlns:wpc="http://schemas.microsoft.com/office/word/2010/wordprocessingCanvas" xmlns:cx="http://schemas.microsoft.com/office/drawing/2014/chartex" xmlns:cx1="http://schemas.microsoft.com/office/drawing/2015/9/8/chartex" xmlns:cx2="http://schemas.microsoft.com/office/drawing/2015/10/21/chartex" xmlns:cx3="http://schemas.microsoft.com/office/drawing/2016/5/9/chartex" xmlns:cx4="http://schemas.microsoft.com/office/drawing/2016/5/10/chartex" xmlns:cx5="http://schemas.microsoft.com/office/drawing/2016/5/11/chartex" xmlns:cx6="http://schemas.microsoft.com/office/drawing/2016/5/12/chartex" xmlns:cx7="http://schemas.microsoft.com/office/drawing/2016/5/13/chartex" xmlns:cx8="http://schemas.microsoft.com/office/drawing/2016/5/14/chartex" xmlns:mc="http://schemas.openxmlformats.org/markup-compatibility/2006" xmlns:aink="http://schemas.microsoft.com/office/drawing/2016/ink" xmlns:am3d="http://schemas.microsoft.com/office/drawing/2017/model3d" xmlns:o="urn:schemas-microsoft-com:office:office" xmlns:oel="http://schemas.microsoft.com/office/2019/extlst" xmlns:r="http://schemas.openxmlformats.org/officeDocument/2006/relationships" xmlns:m="http://schemas.openxmlformats.org/officeDocument/2006/math" xmlns:v="urn:schemas-microsoft-com:vml" xmlns:wp14="http://schemas.microsoft.com/office/word/2010/wordprocessingDrawing" xmlns:wp="http://schemas.openxmlformats.org/drawingml/2006/wordprocessingDrawing" xmlns:w10="urn:schemas-microsoft-com:office:word" xmlns:w="http://schemas.openxmlformats.org/wordprocessingml/2006/main" xmlns:w14="http://schemas.microsoft.com/office/word/2010/wordml" xmlns:w15="http://schemas.microsoft.com/office/word/2012/wordml" xmlns:w16cex="http://schemas.microsoft.com/office/word/2018/wordml/cex" xmlns:w16cid="http://schemas.microsoft.com/office/word/2016/wordml/cid" xmlns:w16="http://schemas.microsoft.com/office/word/2018/wordml" xmlns:w16sdtdh="http://schemas.microsoft.com/office/word/2020/wordml/sdtdatahash" xmlns:w16se="http://schemas.microsoft.com/office/word/2015/wordml/symex" xmlns:wpg="http://schemas.microsoft.com/office/word/2010/wordprocessingGroup" xmlns:wpi="http://schemas.microsoft.com/office/word/2010/wordprocessingInk" xmlns:wne="http://schemas.microsoft.com/office/word/2006/wordml" xmlns:wps="http://schemas.microsoft.com/office/word/2010/wordprocessingShape" mc:Ignorable="w14 w15 w16se w16cid w16 w16cex w16sdtdh wp14">
   <w:footnote w:type="separator" w:id="-1">
     <w:p>
       <w:r>
@@ -3317,7 +3378,7 @@
 </file>
 
 <file path=word/header1.xml><?xml version="1.0" encoding="utf-8"?>
-<w:hdr xmlns:wpc="http://schemas.microsoft.com/office/word/2010/wordprocessingCanvas" xmlns:cx="http://schemas.microsoft.com/office/drawing/2014/chartex" xmlns:cx1="http://schemas.microsoft.com/office/drawing/2015/9/8/chartex" xmlns:cx2="http://schemas.microsoft.com/office/drawing/2015/10/21/chartex" xmlns:cx3="http://schemas.microsoft.com/office/drawing/2016/5/9/chartex" xmlns:cx4="http://schemas.microsoft.com/office/drawing/2016/5/10/chartex" xmlns:cx5="http://schemas.microsoft.com/office/drawing/2016/5/11/chartex" xmlns:cx6="http://schemas.microsoft.com/office/drawing/2016/5/12/chartex" xmlns:cx7="http://schemas.microsoft.com/office/drawing/2016/5/13/chartex" xmlns:cx8="http://schemas.microsoft.com/office/drawing/2016/5/14/chartex" xmlns:mc="http://schemas.openxmlformats.org/markup-compatibility/2006" xmlns:aink="http://schemas.microsoft.com/office/drawing/2016/ink" xmlns:am3d="http://schemas.microsoft.com/office/drawing/2017/model3d" xmlns:o="urn:schemas-microsoft-com:office:office" xmlns:oel="http://schemas.microsoft.com/office/2019/extlst" xmlns:r="http://schemas.openxmlformats.org/officeDocument/2006/relationships" xmlns:m="http://schemas.openxmlformats.org/officeDocument/2006/math" xmlns:v="urn:schemas-microsoft-com:vml" xmlns:wp14="http://schemas.microsoft.com/office/word/2010/wordprocessingDrawing" xmlns:wp="http://schemas.openxmlformats.org/drawingml/2006/wordprocessingDrawing" xmlns:w10="urn:schemas-microsoft-com:office:word" xmlns:w="http://schemas.openxmlformats.org/wordprocessingml/2006/main" xmlns:w14="http://schemas.microsoft.com/office/word/2010/wordml" xmlns:w15="http://schemas.microsoft.com/office/word/2012/wordml" xmlns:w16cex="http://schemas.microsoft.com/office/word/2018/wordml/cex" xmlns:w16cid="http://schemas.microsoft.com/office/word/2016/wordml/cid" xmlns:w16="http://schemas.microsoft.com/office/word/2018/wordml" xmlns:w16du="http://schemas.microsoft.com/office/word/2023/wordml/word16du" xmlns:w16sdtdh="http://schemas.microsoft.com/office/word/2020/wordml/sdtdatahash" xmlns:w16sdtfl="http://schemas.microsoft.com/office/word/2024/wordml/sdtformatlock" xmlns:w16se="http://schemas.microsoft.com/office/word/2015/wordml/symex" xmlns:wpg="http://schemas.microsoft.com/office/word/2010/wordprocessingGroup" xmlns:wpi="http://schemas.microsoft.com/office/word/2010/wordprocessingInk" xmlns:wne="http://schemas.microsoft.com/office/word/2006/wordml" xmlns:wps="http://schemas.microsoft.com/office/word/2010/wordprocessingShape" mc:Ignorable="w14 w15 w16se w16cid w16 w16cex w16sdtdh w16sdtfl w16du wp14">
+<w:hdr xmlns:wpc="http://schemas.microsoft.com/office/word/2010/wordprocessingCanvas" xmlns:cx="http://schemas.microsoft.com/office/drawing/2014/chartex" xmlns:cx1="http://schemas.microsoft.com/office/drawing/2015/9/8/chartex" xmlns:cx2="http://schemas.microsoft.com/office/drawing/2015/10/21/chartex" xmlns:cx3="http://schemas.microsoft.com/office/drawing/2016/5/9/chartex" xmlns:cx4="http://schemas.microsoft.com/office/drawing/2016/5/10/chartex" xmlns:cx5="http://schemas.microsoft.com/office/drawing/2016/5/11/chartex" xmlns:cx6="http://schemas.microsoft.com/office/drawing/2016/5/12/chartex" xmlns:cx7="http://schemas.microsoft.com/office/drawing/2016/5/13/chartex" xmlns:cx8="http://schemas.microsoft.com/office/drawing/2016/5/14/chartex" xmlns:mc="http://schemas.openxmlformats.org/markup-compatibility/2006" xmlns:aink="http://schemas.microsoft.com/office/drawing/2016/ink" xmlns:am3d="http://schemas.microsoft.com/office/drawing/2017/model3d" xmlns:o="urn:schemas-microsoft-com:office:office" xmlns:oel="http://schemas.microsoft.com/office/2019/extlst" xmlns:r="http://schemas.openxmlformats.org/officeDocument/2006/relationships" xmlns:m="http://schemas.openxmlformats.org/officeDocument/2006/math" xmlns:v="urn:schemas-microsoft-com:vml" xmlns:wp14="http://schemas.microsoft.com/office/word/2010/wordprocessingDrawing" xmlns:wp="http://schemas.openxmlformats.org/drawingml/2006/wordprocessingDrawing" xmlns:w10="urn:schemas-microsoft-com:office:word" xmlns:w="http://schemas.openxmlformats.org/wordprocessingml/2006/main" xmlns:w14="http://schemas.microsoft.com/office/word/2010/wordml" xmlns:w15="http://schemas.microsoft.com/office/word/2012/wordml" xmlns:w16cex="http://schemas.microsoft.com/office/word/2018/wordml/cex" xmlns:w16cid="http://schemas.microsoft.com/office/word/2016/wordml/cid" xmlns:w16="http://schemas.microsoft.com/office/word/2018/wordml" xmlns:w16sdtdh="http://schemas.microsoft.com/office/word/2020/wordml/sdtdatahash" xmlns:w16se="http://schemas.microsoft.com/office/word/2015/wordml/symex" xmlns:wpg="http://schemas.microsoft.com/office/word/2010/wordprocessingGroup" xmlns:wpi="http://schemas.microsoft.com/office/word/2010/wordprocessingInk" xmlns:wne="http://schemas.microsoft.com/office/word/2006/wordml" xmlns:wps="http://schemas.microsoft.com/office/word/2010/wordprocessingShape" mc:Ignorable="w14 w15 w16se w16cid w16 w16cex w16sdtdh wp14">
   <w:p>
     <w:pPr>
       <w:pStyle w:val="ae"/>
@@ -3373,7 +3434,7 @@
 </file>
 
 <file path=word/numbering.xml><?xml version="1.0" encoding="utf-8"?>
-<w:numbering xmlns:wpc="http://schemas.microsoft.com/office/word/2010/wordprocessingCanvas" xmlns:cx="http://schemas.microsoft.com/office/drawing/2014/chartex" xmlns:cx1="http://schemas.microsoft.com/office/drawing/2015/9/8/chartex" xmlns:cx2="http://schemas.microsoft.com/office/drawing/2015/10/21/chartex" xmlns:cx3="http://schemas.microsoft.com/office/drawing/2016/5/9/chartex" xmlns:cx4="http://schemas.microsoft.com/office/drawing/2016/5/10/chartex" xmlns:cx5="http://schemas.microsoft.com/office/drawing/2016/5/11/chartex" xmlns:cx6="http://schemas.microsoft.com/office/drawing/2016/5/12/chartex" xmlns:cx7="http://schemas.microsoft.com/office/drawing/2016/5/13/chartex" xmlns:cx8="http://schemas.microsoft.com/office/drawing/2016/5/14/chartex" xmlns:mc="http://schemas.openxmlformats.org/markup-compatibility/2006" xmlns:aink="http://schemas.microsoft.com/office/drawing/2016/ink" xmlns:am3d="http://schemas.microsoft.com/office/drawing/2017/model3d" xmlns:o="urn:schemas-microsoft-com:office:office" xmlns:oel="http://schemas.microsoft.com/office/2019/extlst" xmlns:r="http://schemas.openxmlformats.org/officeDocument/2006/relationships" xmlns:m="http://schemas.openxmlformats.org/officeDocument/2006/math" xmlns:v="urn:schemas-microsoft-com:vml" xmlns:wp14="http://schemas.microsoft.com/office/word/2010/wordprocessingDrawing" xmlns:wp="http://schemas.openxmlformats.org/drawingml/2006/wordprocessingDrawing" xmlns:w10="urn:schemas-microsoft-com:office:word" xmlns:w="http://schemas.openxmlformats.org/wordprocessingml/2006/main" xmlns:w14="http://schemas.microsoft.com/office/word/2010/wordml" xmlns:w15="http://schemas.microsoft.com/office/word/2012/wordml" xmlns:w16cex="http://schemas.microsoft.com/office/word/2018/wordml/cex" xmlns:w16cid="http://schemas.microsoft.com/office/word/2016/wordml/cid" xmlns:w16="http://schemas.microsoft.com/office/word/2018/wordml" xmlns:w16du="http://schemas.microsoft.com/office/word/2023/wordml/word16du" xmlns:w16sdtdh="http://schemas.microsoft.com/office/word/2020/wordml/sdtdatahash" xmlns:w16sdtfl="http://schemas.microsoft.com/office/word/2024/wordml/sdtformatlock" xmlns:w16se="http://schemas.microsoft.com/office/word/2015/wordml/symex" xmlns:wpg="http://schemas.microsoft.com/office/word/2010/wordprocessingGroup" xmlns:wpi="http://schemas.microsoft.com/office/word/2010/wordprocessingInk" xmlns:wne="http://schemas.microsoft.com/office/word/2006/wordml" xmlns:wps="http://schemas.microsoft.com/office/word/2010/wordprocessingShape" mc:Ignorable="w14 w15 w16se w16cid w16 w16cex w16sdtdh w16sdtfl w16du wp14">
+<w:numbering xmlns:wpc="http://schemas.microsoft.com/office/word/2010/wordprocessingCanvas" xmlns:cx="http://schemas.microsoft.com/office/drawing/2014/chartex" xmlns:cx1="http://schemas.microsoft.com/office/drawing/2015/9/8/chartex" xmlns:cx2="http://schemas.microsoft.com/office/drawing/2015/10/21/chartex" xmlns:cx3="http://schemas.microsoft.com/office/drawing/2016/5/9/chartex" xmlns:cx4="http://schemas.microsoft.com/office/drawing/2016/5/10/chartex" xmlns:cx5="http://schemas.microsoft.com/office/drawing/2016/5/11/chartex" xmlns:cx6="http://schemas.microsoft.com/office/drawing/2016/5/12/chartex" xmlns:cx7="http://schemas.microsoft.com/office/drawing/2016/5/13/chartex" xmlns:cx8="http://schemas.microsoft.com/office/drawing/2016/5/14/chartex" xmlns:mc="http://schemas.openxmlformats.org/markup-compatibility/2006" xmlns:aink="http://schemas.microsoft.com/office/drawing/2016/ink" xmlns:am3d="http://schemas.microsoft.com/office/drawing/2017/model3d" xmlns:o="urn:schemas-microsoft-com:office:office" xmlns:oel="http://schemas.microsoft.com/office/2019/extlst" xmlns:r="http://schemas.openxmlformats.org/officeDocument/2006/relationships" xmlns:m="http://schemas.openxmlformats.org/officeDocument/2006/math" xmlns:v="urn:schemas-microsoft-com:vml" xmlns:wp14="http://schemas.microsoft.com/office/word/2010/wordprocessingDrawing" xmlns:wp="http://schemas.openxmlformats.org/drawingml/2006/wordprocessingDrawing" xmlns:w10="urn:schemas-microsoft-com:office:word" xmlns:w="http://schemas.openxmlformats.org/wordprocessingml/2006/main" xmlns:w14="http://schemas.microsoft.com/office/word/2010/wordml" xmlns:w15="http://schemas.microsoft.com/office/word/2012/wordml" xmlns:w16cex="http://schemas.microsoft.com/office/word/2018/wordml/cex" xmlns:w16cid="http://schemas.microsoft.com/office/word/2016/wordml/cid" xmlns:w16="http://schemas.microsoft.com/office/word/2018/wordml" xmlns:w16sdtdh="http://schemas.microsoft.com/office/word/2020/wordml/sdtdatahash" xmlns:w16se="http://schemas.microsoft.com/office/word/2015/wordml/symex" xmlns:wpg="http://schemas.microsoft.com/office/word/2010/wordprocessingGroup" xmlns:wpi="http://schemas.microsoft.com/office/word/2010/wordprocessingInk" xmlns:wne="http://schemas.microsoft.com/office/word/2006/wordml" xmlns:wps="http://schemas.microsoft.com/office/word/2010/wordprocessingShape" mc:Ignorable="w14 w15 w16se w16cid w16 w16cex w16sdtdh wp14">
   <w:abstractNum w:abstractNumId="0" w15:restartNumberingAfterBreak="0">
     <w:nsid w:val="06094218"/>
     <w:multiLevelType w:val="multilevel"/>
@@ -4799,7 +4860,7 @@
 </file>
 
 <file path=word/styles.xml><?xml version="1.0" encoding="utf-8"?>
-<w:styles xmlns:mc="http://schemas.openxmlformats.org/markup-compatibility/2006" xmlns:r="http://schemas.openxmlformats.org/officeDocument/2006/relationships" xmlns:w="http://schemas.openxmlformats.org/wordprocessingml/2006/main" xmlns:w14="http://schemas.microsoft.com/office/word/2010/wordml" xmlns:w15="http://schemas.microsoft.com/office/word/2012/wordml" xmlns:w16cex="http://schemas.microsoft.com/office/word/2018/wordml/cex" xmlns:w16cid="http://schemas.microsoft.com/office/word/2016/wordml/cid" xmlns:w16="http://schemas.microsoft.com/office/word/2018/wordml" xmlns:w16du="http://schemas.microsoft.com/office/word/2023/wordml/word16du" xmlns:w16sdtdh="http://schemas.microsoft.com/office/word/2020/wordml/sdtdatahash" xmlns:w16sdtfl="http://schemas.microsoft.com/office/word/2024/wordml/sdtformatlock" xmlns:w16se="http://schemas.microsoft.com/office/word/2015/wordml/symex" mc:Ignorable="w14 w15 w16se w16cid w16 w16cex w16sdtdh w16sdtfl w16du">
+<w:styles xmlns:mc="http://schemas.openxmlformats.org/markup-compatibility/2006" xmlns:r="http://schemas.openxmlformats.org/officeDocument/2006/relationships" xmlns:w="http://schemas.openxmlformats.org/wordprocessingml/2006/main" xmlns:w14="http://schemas.microsoft.com/office/word/2010/wordml" xmlns:w15="http://schemas.microsoft.com/office/word/2012/wordml" xmlns:w16cex="http://schemas.microsoft.com/office/word/2018/wordml/cex" xmlns:w16cid="http://schemas.microsoft.com/office/word/2016/wordml/cid" xmlns:w16="http://schemas.microsoft.com/office/word/2018/wordml" xmlns:w16sdtdh="http://schemas.microsoft.com/office/word/2020/wordml/sdtdatahash" xmlns:w16se="http://schemas.microsoft.com/office/word/2015/wordml/symex" mc:Ignorable="w14 w15 w16se w16cid w16 w16cex w16sdtdh">
   <w:docDefaults>
     <w:rPrDefault>
       <w:rPr>

--- a/templates/report_template_ohlp.docx
+++ b/templates/report_template_ohlp.docx
@@ -52,14 +52,30 @@
                 <w:sz w:val="28"/>
                 <w:szCs w:val="28"/>
               </w:rPr>
-              <w:t xml:space="preserve">Заместителю генерального директора  </w:t>
-            </w:r>
+              <w:t xml:space="preserve">Заместителю генерального </w:t>
+            </w:r>
+            <w:proofErr w:type="gramStart"/>
             <w:r>
               <w:rPr>
                 <w:sz w:val="28"/>
                 <w:szCs w:val="28"/>
               </w:rPr>
-              <w:t>ФГБУ «НЦЭСМП» Минздрава России</w:t>
+              <w:t xml:space="preserve">директора  </w:t>
+            </w:r>
+            <w:r>
+              <w:rPr>
+                <w:sz w:val="28"/>
+                <w:szCs w:val="28"/>
+              </w:rPr>
+              <w:t>ФГБУ</w:t>
+            </w:r>
+            <w:proofErr w:type="gramEnd"/>
+            <w:r>
+              <w:rPr>
+                <w:sz w:val="28"/>
+                <w:szCs w:val="28"/>
+              </w:rPr>
+              <w:t xml:space="preserve"> «НЦЭСМП» Минздрава России</w:t>
             </w:r>
           </w:p>
           <w:p>
@@ -155,25 +171,7 @@
                 <w:sz w:val="22"/>
                 <w:szCs w:val="22"/>
               </w:rPr>
-              <w:t>. № 25-5-4280804/</w:t>
-            </w:r>
-            <w:proofErr w:type="spellStart"/>
-            <w:r>
-              <w:rPr>
-                <w:b/>
-                <w:sz w:val="22"/>
-                <w:szCs w:val="22"/>
-              </w:rPr>
-              <w:t>ПРеф</w:t>
-            </w:r>
-            <w:proofErr w:type="spellEnd"/>
-            <w:r>
-              <w:rPr>
-                <w:b/>
-                <w:sz w:val="22"/>
-                <w:szCs w:val="22"/>
-              </w:rPr>
-              <w:t>/ЗД/Э</w:t>
+              <w:t>. № 25-5-4280804/ПРеф/ЗД/Э</w:t>
             </w:r>
           </w:p>
         </w:tc>
@@ -1187,7 +1185,7 @@
                 <w:b/>
                 <w:bCs/>
               </w:rPr>
-              <w:t xml:space="preserve"> (референтный)</w:t>
+              <w:t>(референтный)</w:t>
             </w:r>
           </w:p>
         </w:tc>
@@ -1288,7 +1286,7 @@
                 <w:b/>
                 <w:bCs/>
               </w:rPr>
-              <w:t xml:space="preserve"> (оцениваемый)</w:t>
+              <w:t>(оцениваемый)</w:t>
             </w:r>
           </w:p>
         </w:tc>
@@ -2264,34 +2262,14 @@
               </w:rPr>
               <w:t xml:space="preserve">5.1 </w:t>
             </w:r>
-            <w:proofErr w:type="spellStart"/>
             <w:r>
               <w:rPr>
                 <w:b/>
                 <w:sz w:val="24"/>
                 <w:lang w:val="en-US"/>
               </w:rPr>
-              <w:t>Фармакодинамические</w:t>
-            </w:r>
-            <w:proofErr w:type="spellEnd"/>
-            <w:r>
-              <w:rPr>
-                <w:b/>
-                <w:sz w:val="24"/>
-                <w:lang w:val="en-US"/>
-              </w:rPr>
-              <w:t xml:space="preserve"> </w:t>
-            </w:r>
-            <w:proofErr w:type="spellStart"/>
-            <w:r>
-              <w:rPr>
-                <w:b/>
-                <w:sz w:val="24"/>
-                <w:lang w:val="en-US"/>
-              </w:rPr>
-              <w:t>свойства</w:t>
-            </w:r>
-            <w:proofErr w:type="spellEnd"/>
+              <w:t>Фармакодинамические свойства</w:t>
+            </w:r>
           </w:p>
         </w:tc>
         <w:tc>
@@ -2350,18 +2328,8 @@
                 <w:sz w:val="24"/>
                 <w:lang w:val="en-US"/>
               </w:rPr>
-              <w:t xml:space="preserve">Фармакокинетические </w:t>
-            </w:r>
-            <w:proofErr w:type="spellStart"/>
-            <w:r>
-              <w:rPr>
-                <w:b/>
-                <w:sz w:val="24"/>
-                <w:lang w:val="en-US"/>
-              </w:rPr>
-              <w:t>свойства</w:t>
-            </w:r>
-            <w:proofErr w:type="spellEnd"/>
+              <w:t>Фармакокинетические свойства</w:t>
+            </w:r>
           </w:p>
         </w:tc>
         <w:tc>

--- a/templates/report_template_ohlp.docx
+++ b/templates/report_template_ohlp.docx
@@ -1,6 +1,6 @@
 
 <file path=word/document.xml><?xml version="1.0" encoding="utf-8"?>
-<w:document xmlns:wpc="http://schemas.microsoft.com/office/word/2010/wordprocessingCanvas" xmlns:cx="http://schemas.microsoft.com/office/drawing/2014/chartex" xmlns:cx1="http://schemas.microsoft.com/office/drawing/2015/9/8/chartex" xmlns:cx2="http://schemas.microsoft.com/office/drawing/2015/10/21/chartex" xmlns:cx3="http://schemas.microsoft.com/office/drawing/2016/5/9/chartex" xmlns:cx4="http://schemas.microsoft.com/office/drawing/2016/5/10/chartex" xmlns:cx5="http://schemas.microsoft.com/office/drawing/2016/5/11/chartex" xmlns:cx6="http://schemas.microsoft.com/office/drawing/2016/5/12/chartex" xmlns:cx7="http://schemas.microsoft.com/office/drawing/2016/5/13/chartex" xmlns:cx8="http://schemas.microsoft.com/office/drawing/2016/5/14/chartex" xmlns:mc="http://schemas.openxmlformats.org/markup-compatibility/2006" xmlns:aink="http://schemas.microsoft.com/office/drawing/2016/ink" xmlns:am3d="http://schemas.microsoft.com/office/drawing/2017/model3d" xmlns:o="urn:schemas-microsoft-com:office:office" xmlns:oel="http://schemas.microsoft.com/office/2019/extlst" xmlns:r="http://schemas.openxmlformats.org/officeDocument/2006/relationships" xmlns:m="http://schemas.openxmlformats.org/officeDocument/2006/math" xmlns:v="urn:schemas-microsoft-com:vml" xmlns:wp14="http://schemas.microsoft.com/office/word/2010/wordprocessingDrawing" xmlns:wp="http://schemas.openxmlformats.org/drawingml/2006/wordprocessingDrawing" xmlns:w10="urn:schemas-microsoft-com:office:word" xmlns:w="http://schemas.openxmlformats.org/wordprocessingml/2006/main" xmlns:w14="http://schemas.microsoft.com/office/word/2010/wordml" xmlns:w15="http://schemas.microsoft.com/office/word/2012/wordml" xmlns:w16cex="http://schemas.microsoft.com/office/word/2018/wordml/cex" xmlns:w16cid="http://schemas.microsoft.com/office/word/2016/wordml/cid" xmlns:w16="http://schemas.microsoft.com/office/word/2018/wordml" xmlns:w16sdtdh="http://schemas.microsoft.com/office/word/2020/wordml/sdtdatahash" xmlns:w16se="http://schemas.microsoft.com/office/word/2015/wordml/symex" xmlns:wpg="http://schemas.microsoft.com/office/word/2010/wordprocessingGroup" xmlns:wpi="http://schemas.microsoft.com/office/word/2010/wordprocessingInk" xmlns:wne="http://schemas.microsoft.com/office/word/2006/wordml" xmlns:wps="http://schemas.microsoft.com/office/word/2010/wordprocessingShape" mc:Ignorable="w14 w15 w16se w16cid w16 w16cex w16sdtdh wp14">
+<w:document xmlns:wpc="http://schemas.microsoft.com/office/word/2010/wordprocessingCanvas" xmlns:cx="http://schemas.microsoft.com/office/drawing/2014/chartex" xmlns:cx1="http://schemas.microsoft.com/office/drawing/2015/9/8/chartex" xmlns:cx2="http://schemas.microsoft.com/office/drawing/2015/10/21/chartex" xmlns:cx3="http://schemas.microsoft.com/office/drawing/2016/5/9/chartex" xmlns:cx4="http://schemas.microsoft.com/office/drawing/2016/5/10/chartex" xmlns:cx5="http://schemas.microsoft.com/office/drawing/2016/5/11/chartex" xmlns:cx6="http://schemas.microsoft.com/office/drawing/2016/5/12/chartex" xmlns:cx7="http://schemas.microsoft.com/office/drawing/2016/5/13/chartex" xmlns:cx8="http://schemas.microsoft.com/office/drawing/2016/5/14/chartex" xmlns:mc="http://schemas.openxmlformats.org/markup-compatibility/2006" xmlns:aink="http://schemas.microsoft.com/office/drawing/2016/ink" xmlns:am3d="http://schemas.microsoft.com/office/drawing/2017/model3d" xmlns:o="urn:schemas-microsoft-com:office:office" xmlns:r="http://schemas.openxmlformats.org/officeDocument/2006/relationships" xmlns:m="http://schemas.openxmlformats.org/officeDocument/2006/math" xmlns:v="urn:schemas-microsoft-com:vml" xmlns:wp14="http://schemas.microsoft.com/office/word/2010/wordprocessingDrawing" xmlns:wp="http://schemas.openxmlformats.org/drawingml/2006/wordprocessingDrawing" xmlns:w10="urn:schemas-microsoft-com:office:word" xmlns:w="http://schemas.openxmlformats.org/wordprocessingml/2006/main" xmlns:w14="http://schemas.microsoft.com/office/word/2010/wordml" xmlns:w15="http://schemas.microsoft.com/office/word/2012/wordml" xmlns:w16cex="http://schemas.microsoft.com/office/word/2018/wordml/cex" xmlns:w16cid="http://schemas.microsoft.com/office/word/2016/wordml/cid" xmlns:w16="http://schemas.microsoft.com/office/word/2018/wordml" xmlns:w16sdtdh="http://schemas.microsoft.com/office/word/2020/wordml/sdtdatahash" xmlns:w16se="http://schemas.microsoft.com/office/word/2015/wordml/symex" xmlns:wpg="http://schemas.microsoft.com/office/word/2010/wordprocessingGroup" xmlns:wpi="http://schemas.microsoft.com/office/word/2010/wordprocessingInk" xmlns:wne="http://schemas.microsoft.com/office/word/2006/wordml" xmlns:wps="http://schemas.microsoft.com/office/word/2010/wordprocessingShape" mc:Ignorable="w14 w15 w16se w16cid w16 w16cex w16sdtdh wp14">
   <w:body>
     <w:tbl>
       <w:tblPr>
@@ -52,30 +52,14 @@
                 <w:sz w:val="28"/>
                 <w:szCs w:val="28"/>
               </w:rPr>
-              <w:t xml:space="preserve">Заместителю генерального </w:t>
+              <w:t xml:space="preserve">Заместителю генерального директора  </w:t>
             </w:r>
-            <w:proofErr w:type="gramStart"/>
             <w:r>
               <w:rPr>
                 <w:sz w:val="28"/>
                 <w:szCs w:val="28"/>
               </w:rPr>
-              <w:t xml:space="preserve">директора  </w:t>
-            </w:r>
-            <w:r>
-              <w:rPr>
-                <w:sz w:val="28"/>
-                <w:szCs w:val="28"/>
-              </w:rPr>
-              <w:t>ФГБУ</w:t>
-            </w:r>
-            <w:proofErr w:type="gramEnd"/>
-            <w:r>
-              <w:rPr>
-                <w:sz w:val="28"/>
-                <w:szCs w:val="28"/>
-              </w:rPr>
-              <w:t xml:space="preserve"> «НЦЭСМП» Минздрава России</w:t>
+              <w:t>ФГБУ «НЦЭСМП» Минздрава России</w:t>
             </w:r>
           </w:p>
           <w:p>
@@ -171,7 +155,25 @@
                 <w:sz w:val="22"/>
                 <w:szCs w:val="22"/>
               </w:rPr>
-              <w:t>. № 25-5-4280804/ПРеф/ЗД/Э</w:t>
+              <w:t>. № 25-5-4280804/</w:t>
+            </w:r>
+            <w:proofErr w:type="spellStart"/>
+            <w:r>
+              <w:rPr>
+                <w:b/>
+                <w:sz w:val="22"/>
+                <w:szCs w:val="22"/>
+              </w:rPr>
+              <w:t>ПРеф</w:t>
+            </w:r>
+            <w:proofErr w:type="spellEnd"/>
+            <w:r>
+              <w:rPr>
+                <w:b/>
+                <w:sz w:val="22"/>
+                <w:szCs w:val="22"/>
+              </w:rPr>
+              <w:t>/ЗД/Э</w:t>
             </w:r>
           </w:p>
         </w:tc>
@@ -1308,28 +1310,6 @@
                 <w:sz w:val="24"/>
               </w:rPr>
             </w:pPr>
-            <w:r>
-              <w:rPr>
-                <w:b/>
-                <w:sz w:val="24"/>
-                <w:lang w:val="en-US"/>
-              </w:rPr>
-              <w:t>1.</w:t>
-            </w:r>
-            <w:r>
-              <w:rPr>
-                <w:b/>
-                <w:sz w:val="24"/>
-              </w:rPr>
-              <w:t xml:space="preserve"> </w:t>
-            </w:r>
-            <w:r>
-              <w:rPr>
-                <w:b/>
-                <w:sz w:val="24"/>
-              </w:rPr>
-              <w:t>НАИМЕНОВАНИЕ ЛЕКАРСТВЕННОГО ПРЕПАРАТА</w:t>
-            </w:r>
           </w:p>
         </w:tc>
         <w:tc>
@@ -1348,1923 +1328,6 @@
                 <w:sz w:val="24"/>
               </w:rPr>
             </w:pPr>
-            <w:r>
-              <w:rPr>
-                <w:b/>
-                <w:sz w:val="24"/>
-                <w:lang w:val="en-US"/>
-              </w:rPr>
-              <w:t>1.</w:t>
-            </w:r>
-            <w:r>
-              <w:rPr>
-                <w:b/>
-                <w:sz w:val="24"/>
-              </w:rPr>
-              <w:t xml:space="preserve"> </w:t>
-            </w:r>
-            <w:r>
-              <w:rPr>
-                <w:b/>
-                <w:sz w:val="24"/>
-              </w:rPr>
-              <w:t>НАИМЕНОВАНИЕ ЛЕКАРСТВЕННОГО ПРЕПАРАТА</w:t>
-            </w:r>
-          </w:p>
-        </w:tc>
-      </w:tr>
-      <w:tr>
-        <w:tc>
-          <w:tcPr>
-            <w:tcW w:w="7280" w:type="dxa"/>
-          </w:tcPr>
-          <w:p>
-            <w:pPr>
-              <w:pStyle w:val="Default"/>
-              <w:widowControl/>
-              <w:ind w:left="113"/>
-              <w:jc w:val="both"/>
-              <w:rPr>
-                <w:b/>
-                <w:bCs/>
-                <w:color w:val="auto"/>
-                <w:sz w:val="23"/>
-                <w:szCs w:val="23"/>
-              </w:rPr>
-            </w:pPr>
-            <w:r>
-              <w:rPr>
-                <w:b/>
-                <w:bCs/>
-                <w:color w:val="auto"/>
-                <w:sz w:val="23"/>
-                <w:szCs w:val="23"/>
-                <w:lang w:val="en-US"/>
-              </w:rPr>
-              <w:t xml:space="preserve">2. </w:t>
-            </w:r>
-            <w:r>
-              <w:rPr>
-                <w:b/>
-                <w:bCs/>
-                <w:color w:val="auto"/>
-                <w:sz w:val="23"/>
-                <w:szCs w:val="23"/>
-              </w:rPr>
-              <w:t>КАЧЕСТВЕННЫЙ И КОЛИЧЕСТВЕННЫЙ СОСТАВ</w:t>
-            </w:r>
-          </w:p>
-        </w:tc>
-        <w:tc>
-          <w:tcPr>
-            <w:tcW w:w="7280" w:type="dxa"/>
-          </w:tcPr>
-          <w:p>
-            <w:pPr>
-              <w:pStyle w:val="a7"/>
-              <w:autoSpaceDE w:val="0"/>
-              <w:autoSpaceDN w:val="0"/>
-              <w:adjustRightInd w:val="0"/>
-              <w:ind w:left="113"/>
-              <w:rPr>
-                <w:b/>
-                <w:sz w:val="24"/>
-              </w:rPr>
-            </w:pPr>
-            <w:r>
-              <w:rPr>
-                <w:b/>
-                <w:bCs/>
-                <w:sz w:val="23"/>
-                <w:szCs w:val="23"/>
-                <w:lang w:val="en-US"/>
-              </w:rPr>
-              <w:t xml:space="preserve">2. </w:t>
-            </w:r>
-            <w:r>
-              <w:rPr>
-                <w:b/>
-                <w:bCs/>
-                <w:sz w:val="23"/>
-                <w:szCs w:val="23"/>
-              </w:rPr>
-              <w:t>КАЧЕСТВЕННЫЙ И КОЛИЧЕСТВЕННЫЙ СОСТАВ</w:t>
-            </w:r>
-          </w:p>
-        </w:tc>
-      </w:tr>
-      <w:tr>
-        <w:tc>
-          <w:tcPr>
-            <w:tcW w:w="7280" w:type="dxa"/>
-          </w:tcPr>
-          <w:p>
-            <w:pPr>
-              <w:pStyle w:val="Default"/>
-              <w:widowControl/>
-              <w:ind w:left="113"/>
-              <w:jc w:val="both"/>
-              <w:rPr>
-                <w:b/>
-                <w:color w:val="auto"/>
-              </w:rPr>
-            </w:pPr>
-            <w:r>
-              <w:rPr>
-                <w:b/>
-                <w:color w:val="auto"/>
-                <w:lang w:val="en-US"/>
-              </w:rPr>
-              <w:t xml:space="preserve">3. </w:t>
-            </w:r>
-            <w:r>
-              <w:rPr>
-                <w:b/>
-                <w:color w:val="auto"/>
-              </w:rPr>
-              <w:t>ЛЕКАРСТВЕННАЯ ФОРМА</w:t>
-            </w:r>
-          </w:p>
-        </w:tc>
-        <w:tc>
-          <w:tcPr>
-            <w:tcW w:w="7280" w:type="dxa"/>
-          </w:tcPr>
-          <w:p>
-            <w:pPr>
-              <w:autoSpaceDE w:val="0"/>
-              <w:autoSpaceDN w:val="0"/>
-              <w:adjustRightInd w:val="0"/>
-              <w:ind w:left="113"/>
-              <w:rPr>
-                <w:color w:val="FF0000"/>
-                <w:sz w:val="28"/>
-                <w:szCs w:val="28"/>
-              </w:rPr>
-            </w:pPr>
-            <w:r>
-              <w:rPr>
-                <w:b/>
-                <w:lang w:val="en-US"/>
-              </w:rPr>
-              <w:t xml:space="preserve">3. </w:t>
-            </w:r>
-            <w:r>
-              <w:rPr>
-                <w:b/>
-              </w:rPr>
-              <w:t>ЛЕКАРСТВЕННАЯ ФОРМА</w:t>
-            </w:r>
-          </w:p>
-        </w:tc>
-      </w:tr>
-      <w:tr>
-        <w:tc>
-          <w:tcPr>
-            <w:tcW w:w="7280" w:type="dxa"/>
-          </w:tcPr>
-          <w:p>
-            <w:pPr>
-              <w:autoSpaceDE w:val="0"/>
-              <w:autoSpaceDN w:val="0"/>
-              <w:adjustRightInd w:val="0"/>
-              <w:ind w:left="113"/>
-              <w:rPr>
-                <w:b/>
-                <w:bCs/>
-                <w:sz w:val="23"/>
-                <w:szCs w:val="23"/>
-              </w:rPr>
-            </w:pPr>
-            <w:r>
-              <w:rPr>
-                <w:b/>
-                <w:bCs/>
-                <w:sz w:val="23"/>
-                <w:szCs w:val="23"/>
-                <w:lang w:val="en-US"/>
-              </w:rPr>
-              <w:t xml:space="preserve">4. </w:t>
-            </w:r>
-            <w:r>
-              <w:rPr>
-                <w:b/>
-                <w:bCs/>
-                <w:sz w:val="23"/>
-                <w:szCs w:val="23"/>
-              </w:rPr>
-              <w:t>КЛИНИЧЕСКИЕ ДАННЫЕ</w:t>
-            </w:r>
-          </w:p>
-        </w:tc>
-        <w:tc>
-          <w:tcPr>
-            <w:tcW w:w="7280" w:type="dxa"/>
-          </w:tcPr>
-          <w:p>
-            <w:pPr>
-              <w:autoSpaceDE w:val="0"/>
-              <w:autoSpaceDN w:val="0"/>
-              <w:adjustRightInd w:val="0"/>
-              <w:ind w:left="113"/>
-              <w:rPr>
-                <w:color w:val="FF0000"/>
-                <w:sz w:val="28"/>
-                <w:szCs w:val="28"/>
-              </w:rPr>
-            </w:pPr>
-            <w:r>
-              <w:rPr>
-                <w:b/>
-                <w:bCs/>
-                <w:sz w:val="23"/>
-                <w:szCs w:val="23"/>
-                <w:lang w:val="en-US"/>
-              </w:rPr>
-              <w:t xml:space="preserve">4. </w:t>
-            </w:r>
-            <w:r>
-              <w:rPr>
-                <w:b/>
-                <w:bCs/>
-                <w:sz w:val="23"/>
-                <w:szCs w:val="23"/>
-              </w:rPr>
-              <w:t>КЛИНИЧЕСКИЕ ДАННЫЕ</w:t>
-            </w:r>
-          </w:p>
-        </w:tc>
-      </w:tr>
-      <w:tr>
-        <w:tc>
-          <w:tcPr>
-            <w:tcW w:w="7280" w:type="dxa"/>
-          </w:tcPr>
-          <w:p>
-            <w:pPr>
-              <w:autoSpaceDE w:val="0"/>
-              <w:autoSpaceDN w:val="0"/>
-              <w:adjustRightInd w:val="0"/>
-              <w:ind w:left="340"/>
-              <w:rPr>
-                <w:b/>
-                <w:sz w:val="24"/>
-              </w:rPr>
-            </w:pPr>
-            <w:r>
-              <w:rPr>
-                <w:b/>
-                <w:sz w:val="24"/>
-                <w:lang w:val="en-US"/>
-              </w:rPr>
-              <w:t xml:space="preserve">4.1 </w:t>
-            </w:r>
-            <w:r>
-              <w:rPr>
-                <w:b/>
-                <w:sz w:val="24"/>
-              </w:rPr>
-              <w:t>Показания к применению</w:t>
-            </w:r>
-          </w:p>
-        </w:tc>
-        <w:tc>
-          <w:tcPr>
-            <w:tcW w:w="7280" w:type="dxa"/>
-          </w:tcPr>
-          <w:p>
-            <w:pPr>
-              <w:autoSpaceDE w:val="0"/>
-              <w:autoSpaceDN w:val="0"/>
-              <w:adjustRightInd w:val="0"/>
-              <w:ind w:left="340"/>
-              <w:rPr>
-                <w:b/>
-                <w:sz w:val="24"/>
-              </w:rPr>
-            </w:pPr>
-            <w:r>
-              <w:rPr>
-                <w:b/>
-                <w:sz w:val="24"/>
-              </w:rPr>
-              <w:t xml:space="preserve">4.1 </w:t>
-            </w:r>
-            <w:r>
-              <w:rPr>
-                <w:b/>
-                <w:sz w:val="24"/>
-              </w:rPr>
-              <w:t>Показания к применению</w:t>
-            </w:r>
-          </w:p>
-        </w:tc>
-      </w:tr>
-      <w:tr>
-        <w:tc>
-          <w:tcPr>
-            <w:tcW w:w="7280" w:type="dxa"/>
-          </w:tcPr>
-          <w:p>
-            <w:pPr>
-              <w:autoSpaceDE w:val="0"/>
-              <w:autoSpaceDN w:val="0"/>
-              <w:adjustRightInd w:val="0"/>
-              <w:ind w:left="340"/>
-              <w:rPr>
-                <w:b/>
-                <w:sz w:val="24"/>
-              </w:rPr>
-            </w:pPr>
-            <w:r>
-              <w:rPr>
-                <w:b/>
-                <w:sz w:val="24"/>
-              </w:rPr>
-              <w:t>4.2 Режим дозирования и способ применения</w:t>
-            </w:r>
-          </w:p>
-        </w:tc>
-        <w:tc>
-          <w:tcPr>
-            <w:tcW w:w="7280" w:type="dxa"/>
-          </w:tcPr>
-          <w:p>
-            <w:pPr>
-              <w:autoSpaceDE w:val="0"/>
-              <w:autoSpaceDN w:val="0"/>
-              <w:adjustRightInd w:val="0"/>
-              <w:ind w:left="340"/>
-              <w:rPr>
-                <w:b/>
-                <w:sz w:val="24"/>
-              </w:rPr>
-            </w:pPr>
-            <w:r>
-              <w:rPr>
-                <w:b/>
-                <w:sz w:val="24"/>
-              </w:rPr>
-              <w:t>4.2 Режим дозирования и способ применения</w:t>
-            </w:r>
-          </w:p>
-        </w:tc>
-      </w:tr>
-      <w:tr>
-        <w:tc>
-          <w:tcPr>
-            <w:tcW w:w="7280" w:type="dxa"/>
-          </w:tcPr>
-          <w:p>
-            <w:pPr>
-              <w:autoSpaceDE w:val="0"/>
-              <w:autoSpaceDN w:val="0"/>
-              <w:adjustRightInd w:val="0"/>
-              <w:ind w:left="340"/>
-              <w:rPr>
-                <w:b/>
-                <w:sz w:val="24"/>
-              </w:rPr>
-            </w:pPr>
-            <w:r>
-              <w:rPr>
-                <w:b/>
-                <w:sz w:val="24"/>
-                <w:lang w:val="en-US"/>
-              </w:rPr>
-              <w:t xml:space="preserve">4.3 </w:t>
-            </w:r>
-            <w:r>
-              <w:rPr>
-                <w:b/>
-                <w:sz w:val="24"/>
-              </w:rPr>
-              <w:t>Противопоказания</w:t>
-            </w:r>
-          </w:p>
-        </w:tc>
-        <w:tc>
-          <w:tcPr>
-            <w:tcW w:w="7280" w:type="dxa"/>
-          </w:tcPr>
-          <w:p>
-            <w:pPr>
-              <w:autoSpaceDE w:val="0"/>
-              <w:autoSpaceDN w:val="0"/>
-              <w:adjustRightInd w:val="0"/>
-              <w:ind w:left="340"/>
-              <w:rPr>
-                <w:b/>
-                <w:sz w:val="24"/>
-              </w:rPr>
-            </w:pPr>
-            <w:r>
-              <w:rPr>
-                <w:b/>
-                <w:sz w:val="24"/>
-              </w:rPr>
-              <w:t xml:space="preserve">4.3 </w:t>
-            </w:r>
-            <w:r>
-              <w:rPr>
-                <w:b/>
-                <w:sz w:val="24"/>
-              </w:rPr>
-              <w:t>Противопоказания</w:t>
-            </w:r>
-          </w:p>
-        </w:tc>
-      </w:tr>
-      <w:tr>
-        <w:tc>
-          <w:tcPr>
-            <w:tcW w:w="7280" w:type="dxa"/>
-          </w:tcPr>
-          <w:p>
-            <w:pPr>
-              <w:autoSpaceDE w:val="0"/>
-              <w:autoSpaceDN w:val="0"/>
-              <w:adjustRightInd w:val="0"/>
-              <w:ind w:left="340"/>
-              <w:rPr>
-                <w:b/>
-                <w:sz w:val="24"/>
-              </w:rPr>
-            </w:pPr>
-            <w:r>
-              <w:rPr>
-                <w:b/>
-                <w:sz w:val="24"/>
-              </w:rPr>
-              <w:t xml:space="preserve">4.4 </w:t>
-            </w:r>
-            <w:r>
-              <w:rPr>
-                <w:b/>
-                <w:sz w:val="24"/>
-              </w:rPr>
-              <w:t>Особые указания и меры предосторожности при применении</w:t>
-            </w:r>
-          </w:p>
-        </w:tc>
-        <w:tc>
-          <w:tcPr>
-            <w:tcW w:w="7280" w:type="dxa"/>
-          </w:tcPr>
-          <w:p>
-            <w:pPr>
-              <w:autoSpaceDE w:val="0"/>
-              <w:autoSpaceDN w:val="0"/>
-              <w:adjustRightInd w:val="0"/>
-              <w:ind w:left="340"/>
-              <w:rPr>
-                <w:b/>
-                <w:sz w:val="24"/>
-              </w:rPr>
-            </w:pPr>
-            <w:r>
-              <w:rPr>
-                <w:b/>
-                <w:sz w:val="24"/>
-              </w:rPr>
-              <w:t xml:space="preserve">4.4 </w:t>
-            </w:r>
-            <w:r>
-              <w:rPr>
-                <w:b/>
-                <w:sz w:val="24"/>
-              </w:rPr>
-              <w:t>Особые указания и меры предосторожности при применении</w:t>
-            </w:r>
-          </w:p>
-        </w:tc>
-      </w:tr>
-      <w:tr>
-        <w:tc>
-          <w:tcPr>
-            <w:tcW w:w="7280" w:type="dxa"/>
-          </w:tcPr>
-          <w:p>
-            <w:pPr>
-              <w:autoSpaceDE w:val="0"/>
-              <w:autoSpaceDN w:val="0"/>
-              <w:adjustRightInd w:val="0"/>
-              <w:ind w:left="340"/>
-              <w:rPr>
-                <w:b/>
-                <w:sz w:val="24"/>
-              </w:rPr>
-            </w:pPr>
-            <w:r>
-              <w:rPr>
-                <w:b/>
-                <w:sz w:val="24"/>
-              </w:rPr>
-              <w:t xml:space="preserve">4.5 </w:t>
-            </w:r>
-            <w:r>
-              <w:rPr>
-                <w:b/>
-                <w:sz w:val="24"/>
-              </w:rPr>
-              <w:t>Взаимодействие с другими лекарственными препаратами и другие виды взаимодействия</w:t>
-            </w:r>
-          </w:p>
-        </w:tc>
-        <w:tc>
-          <w:tcPr>
-            <w:tcW w:w="7280" w:type="dxa"/>
-          </w:tcPr>
-          <w:p>
-            <w:pPr>
-              <w:autoSpaceDE w:val="0"/>
-              <w:autoSpaceDN w:val="0"/>
-              <w:adjustRightInd w:val="0"/>
-              <w:ind w:left="340"/>
-              <w:rPr>
-                <w:b/>
-                <w:sz w:val="24"/>
-              </w:rPr>
-            </w:pPr>
-            <w:r>
-              <w:rPr>
-                <w:b/>
-                <w:sz w:val="24"/>
-              </w:rPr>
-              <w:t xml:space="preserve">4.5 </w:t>
-            </w:r>
-            <w:r>
-              <w:rPr>
-                <w:b/>
-                <w:sz w:val="24"/>
-              </w:rPr>
-              <w:t>Взаимодействие с другими лекарственными препаратами и другие виды взаимодействия</w:t>
-            </w:r>
-          </w:p>
-        </w:tc>
-      </w:tr>
-      <w:tr>
-        <w:tc>
-          <w:tcPr>
-            <w:tcW w:w="7280" w:type="dxa"/>
-          </w:tcPr>
-          <w:p>
-            <w:pPr>
-              <w:autoSpaceDE w:val="0"/>
-              <w:autoSpaceDN w:val="0"/>
-              <w:adjustRightInd w:val="0"/>
-              <w:ind w:left="340"/>
-              <w:rPr>
-                <w:b/>
-                <w:sz w:val="24"/>
-              </w:rPr>
-            </w:pPr>
-            <w:r>
-              <w:rPr>
-                <w:b/>
-                <w:sz w:val="24"/>
-                <w:lang w:val="en-US"/>
-              </w:rPr>
-              <w:t xml:space="preserve">4.6 </w:t>
-            </w:r>
-            <w:r>
-              <w:rPr>
-                <w:b/>
-                <w:sz w:val="24"/>
-              </w:rPr>
-              <w:t>Фертильность, беременность и лактация</w:t>
-            </w:r>
-          </w:p>
-        </w:tc>
-        <w:tc>
-          <w:tcPr>
-            <w:tcW w:w="7280" w:type="dxa"/>
-          </w:tcPr>
-          <w:p>
-            <w:pPr>
-              <w:autoSpaceDE w:val="0"/>
-              <w:autoSpaceDN w:val="0"/>
-              <w:adjustRightInd w:val="0"/>
-              <w:ind w:left="340"/>
-              <w:rPr>
-                <w:b/>
-                <w:sz w:val="24"/>
-              </w:rPr>
-            </w:pPr>
-            <w:r>
-              <w:rPr>
-                <w:b/>
-                <w:sz w:val="24"/>
-              </w:rPr>
-              <w:t xml:space="preserve">4.6 </w:t>
-            </w:r>
-            <w:r>
-              <w:rPr>
-                <w:b/>
-                <w:sz w:val="24"/>
-              </w:rPr>
-              <w:t>Фертильность, беременность и лактация</w:t>
-            </w:r>
-          </w:p>
-        </w:tc>
-      </w:tr>
-      <w:tr>
-        <w:tc>
-          <w:tcPr>
-            <w:tcW w:w="7280" w:type="dxa"/>
-          </w:tcPr>
-          <w:p>
-            <w:pPr>
-              <w:autoSpaceDE w:val="0"/>
-              <w:autoSpaceDN w:val="0"/>
-              <w:adjustRightInd w:val="0"/>
-              <w:ind w:left="340"/>
-              <w:rPr>
-                <w:b/>
-                <w:sz w:val="24"/>
-              </w:rPr>
-            </w:pPr>
-            <w:r>
-              <w:rPr>
-                <w:b/>
-                <w:sz w:val="24"/>
-              </w:rPr>
-              <w:t xml:space="preserve">4.7 </w:t>
-            </w:r>
-            <w:r>
-              <w:rPr>
-                <w:b/>
-                <w:sz w:val="24"/>
-              </w:rPr>
-              <w:t>Влияние на способность управлять транспортными средствами и работать с механизмами</w:t>
-            </w:r>
-          </w:p>
-        </w:tc>
-        <w:tc>
-          <w:tcPr>
-            <w:tcW w:w="7280" w:type="dxa"/>
-          </w:tcPr>
-          <w:p>
-            <w:pPr>
-              <w:autoSpaceDE w:val="0"/>
-              <w:autoSpaceDN w:val="0"/>
-              <w:adjustRightInd w:val="0"/>
-              <w:ind w:left="340"/>
-              <w:rPr>
-                <w:b/>
-                <w:sz w:val="24"/>
-              </w:rPr>
-            </w:pPr>
-            <w:r>
-              <w:rPr>
-                <w:b/>
-                <w:sz w:val="24"/>
-              </w:rPr>
-              <w:t xml:space="preserve">4.7 </w:t>
-            </w:r>
-            <w:r>
-              <w:rPr>
-                <w:b/>
-                <w:sz w:val="24"/>
-              </w:rPr>
-              <w:t>Влияние на способность управлять транспортными средствами и работать с механизмами</w:t>
-            </w:r>
-          </w:p>
-        </w:tc>
-      </w:tr>
-      <w:tr>
-        <w:tc>
-          <w:tcPr>
-            <w:tcW w:w="7280" w:type="dxa"/>
-          </w:tcPr>
-          <w:p>
-            <w:pPr>
-              <w:autoSpaceDE w:val="0"/>
-              <w:autoSpaceDN w:val="0"/>
-              <w:adjustRightInd w:val="0"/>
-              <w:ind w:left="340"/>
-              <w:rPr>
-                <w:b/>
-                <w:sz w:val="24"/>
-              </w:rPr>
-            </w:pPr>
-            <w:r>
-              <w:rPr>
-                <w:b/>
-                <w:sz w:val="24"/>
-                <w:lang w:val="en-US"/>
-              </w:rPr>
-              <w:t xml:space="preserve">4.8 </w:t>
-            </w:r>
-            <w:r>
-              <w:rPr>
-                <w:b/>
-                <w:sz w:val="24"/>
-              </w:rPr>
-              <w:t>Нежелательные реакции</w:t>
-            </w:r>
-          </w:p>
-        </w:tc>
-        <w:tc>
-          <w:tcPr>
-            <w:tcW w:w="7280" w:type="dxa"/>
-          </w:tcPr>
-          <w:p>
-            <w:pPr>
-              <w:autoSpaceDE w:val="0"/>
-              <w:autoSpaceDN w:val="0"/>
-              <w:adjustRightInd w:val="0"/>
-              <w:ind w:left="340"/>
-              <w:rPr>
-                <w:b/>
-                <w:sz w:val="24"/>
-              </w:rPr>
-            </w:pPr>
-            <w:r>
-              <w:rPr>
-                <w:b/>
-                <w:sz w:val="24"/>
-              </w:rPr>
-              <w:t xml:space="preserve">4.8 </w:t>
-            </w:r>
-            <w:r>
-              <w:rPr>
-                <w:b/>
-                <w:sz w:val="24"/>
-              </w:rPr>
-              <w:t>Нежелательные реакции</w:t>
-            </w:r>
-          </w:p>
-        </w:tc>
-      </w:tr>
-      <w:tr>
-        <w:tc>
-          <w:tcPr>
-            <w:tcW w:w="7280" w:type="dxa"/>
-          </w:tcPr>
-          <w:p>
-            <w:pPr>
-              <w:autoSpaceDE w:val="0"/>
-              <w:autoSpaceDN w:val="0"/>
-              <w:adjustRightInd w:val="0"/>
-              <w:ind w:left="340"/>
-              <w:rPr>
-                <w:b/>
-                <w:sz w:val="24"/>
-              </w:rPr>
-            </w:pPr>
-            <w:r>
-              <w:rPr>
-                <w:b/>
-                <w:sz w:val="24"/>
-                <w:lang w:val="en-US"/>
-              </w:rPr>
-              <w:t xml:space="preserve">4.9 </w:t>
-            </w:r>
-            <w:r>
-              <w:rPr>
-                <w:b/>
-                <w:sz w:val="24"/>
-              </w:rPr>
-              <w:t>Передозировка</w:t>
-            </w:r>
-          </w:p>
-        </w:tc>
-        <w:tc>
-          <w:tcPr>
-            <w:tcW w:w="7280" w:type="dxa"/>
-          </w:tcPr>
-          <w:p>
-            <w:pPr>
-              <w:autoSpaceDE w:val="0"/>
-              <w:autoSpaceDN w:val="0"/>
-              <w:adjustRightInd w:val="0"/>
-              <w:ind w:left="340"/>
-              <w:rPr>
-                <w:b/>
-                <w:sz w:val="24"/>
-              </w:rPr>
-            </w:pPr>
-            <w:r>
-              <w:rPr>
-                <w:b/>
-                <w:sz w:val="24"/>
-              </w:rPr>
-              <w:t xml:space="preserve">4.9 </w:t>
-            </w:r>
-            <w:r>
-              <w:rPr>
-                <w:b/>
-                <w:sz w:val="24"/>
-              </w:rPr>
-              <w:t>Передозировка</w:t>
-            </w:r>
-          </w:p>
-        </w:tc>
-      </w:tr>
-      <w:tr>
-        <w:tc>
-          <w:tcPr>
-            <w:tcW w:w="7280" w:type="dxa"/>
-          </w:tcPr>
-          <w:p>
-            <w:pPr>
-              <w:autoSpaceDE w:val="0"/>
-              <w:autoSpaceDN w:val="0"/>
-              <w:adjustRightInd w:val="0"/>
-              <w:ind w:left="113"/>
-              <w:rPr>
-                <w:b/>
-                <w:sz w:val="24"/>
-              </w:rPr>
-            </w:pPr>
-            <w:r>
-              <w:rPr>
-                <w:b/>
-                <w:bCs/>
-                <w:sz w:val="23"/>
-                <w:szCs w:val="23"/>
-                <w:lang w:val="en-US"/>
-              </w:rPr>
-              <w:t xml:space="preserve">5. </w:t>
-            </w:r>
-            <w:r>
-              <w:rPr>
-                <w:b/>
-                <w:bCs/>
-                <w:sz w:val="23"/>
-                <w:szCs w:val="23"/>
-              </w:rPr>
-              <w:t>ФАРМАКОЛОГИЧЕСКИЕ СВОЙСТВА</w:t>
-            </w:r>
-          </w:p>
-        </w:tc>
-        <w:tc>
-          <w:tcPr>
-            <w:tcW w:w="7280" w:type="dxa"/>
-          </w:tcPr>
-          <w:p>
-            <w:pPr>
-              <w:autoSpaceDE w:val="0"/>
-              <w:autoSpaceDN w:val="0"/>
-              <w:adjustRightInd w:val="0"/>
-              <w:ind w:left="113"/>
-              <w:rPr>
-                <w:color w:val="FF0000"/>
-                <w:sz w:val="28"/>
-                <w:szCs w:val="28"/>
-              </w:rPr>
-            </w:pPr>
-            <w:r>
-              <w:rPr>
-                <w:b/>
-                <w:bCs/>
-                <w:sz w:val="23"/>
-                <w:szCs w:val="23"/>
-                <w:lang w:val="en-US"/>
-              </w:rPr>
-              <w:t xml:space="preserve">5. </w:t>
-            </w:r>
-            <w:r>
-              <w:rPr>
-                <w:b/>
-                <w:bCs/>
-                <w:sz w:val="23"/>
-                <w:szCs w:val="23"/>
-              </w:rPr>
-              <w:t>ФАРМАКОЛОГИЧЕСКИЕ СВОЙСТВА</w:t>
-            </w:r>
-          </w:p>
-        </w:tc>
-      </w:tr>
-      <w:tr>
-        <w:tc>
-          <w:tcPr>
-            <w:tcW w:w="7280" w:type="dxa"/>
-          </w:tcPr>
-          <w:p>
-            <w:pPr>
-              <w:autoSpaceDE w:val="0"/>
-              <w:autoSpaceDN w:val="0"/>
-              <w:adjustRightInd w:val="0"/>
-              <w:ind w:left="340"/>
-              <w:rPr>
-                <w:b/>
-                <w:sz w:val="24"/>
-                <w:lang w:val="en-US"/>
-              </w:rPr>
-            </w:pPr>
-            <w:r>
-              <w:rPr>
-                <w:b/>
-                <w:sz w:val="24"/>
-                <w:lang w:val="en-US"/>
-              </w:rPr>
-              <w:t xml:space="preserve">5.1 </w:t>
-            </w:r>
-            <w:r>
-              <w:rPr>
-                <w:b/>
-                <w:sz w:val="24"/>
-                <w:lang w:val="en-US"/>
-              </w:rPr>
-              <w:t>Фармакодинамические свойства</w:t>
-            </w:r>
-          </w:p>
-        </w:tc>
-        <w:tc>
-          <w:tcPr>
-            <w:tcW w:w="7280" w:type="dxa"/>
-          </w:tcPr>
-          <w:p>
-            <w:pPr>
-              <w:autoSpaceDE w:val="0"/>
-              <w:autoSpaceDN w:val="0"/>
-              <w:adjustRightInd w:val="0"/>
-              <w:ind w:left="340"/>
-              <w:rPr>
-                <w:b/>
-                <w:sz w:val="24"/>
-              </w:rPr>
-            </w:pPr>
-            <w:r>
-              <w:rPr>
-                <w:b/>
-                <w:sz w:val="24"/>
-              </w:rPr>
-              <w:t>5.1 Фармакодинамические свойства</w:t>
-            </w:r>
-          </w:p>
-        </w:tc>
-      </w:tr>
-      <w:tr>
-        <w:tc>
-          <w:tcPr>
-            <w:tcW w:w="7280" w:type="dxa"/>
-          </w:tcPr>
-          <w:p>
-            <w:pPr>
-              <w:autoSpaceDE w:val="0"/>
-              <w:autoSpaceDN w:val="0"/>
-              <w:adjustRightInd w:val="0"/>
-              <w:ind w:left="340"/>
-              <w:rPr>
-                <w:b/>
-                <w:sz w:val="24"/>
-                <w:lang w:val="en-US"/>
-              </w:rPr>
-            </w:pPr>
-            <w:r>
-              <w:rPr>
-                <w:b/>
-                <w:sz w:val="24"/>
-                <w:lang w:val="en-US"/>
-              </w:rPr>
-              <w:t xml:space="preserve">5.2 </w:t>
-            </w:r>
-            <w:r>
-              <w:rPr>
-                <w:b/>
-                <w:sz w:val="24"/>
-                <w:lang w:val="en-US"/>
-              </w:rPr>
-              <w:t>Фармакокинетические свойства</w:t>
-            </w:r>
-          </w:p>
-        </w:tc>
-        <w:tc>
-          <w:tcPr>
-            <w:tcW w:w="7280" w:type="dxa"/>
-          </w:tcPr>
-          <w:p>
-            <w:pPr>
-              <w:autoSpaceDE w:val="0"/>
-              <w:autoSpaceDN w:val="0"/>
-              <w:adjustRightInd w:val="0"/>
-              <w:ind w:left="340"/>
-              <w:rPr>
-                <w:b/>
-                <w:sz w:val="24"/>
-              </w:rPr>
-            </w:pPr>
-            <w:r>
-              <w:rPr>
-                <w:b/>
-                <w:sz w:val="24"/>
-              </w:rPr>
-              <w:t>5.2 Фармакокинетические свойства</w:t>
-            </w:r>
-          </w:p>
-        </w:tc>
-      </w:tr>
-      <w:tr>
-        <w:tc>
-          <w:tcPr>
-            <w:tcW w:w="7280" w:type="dxa"/>
-          </w:tcPr>
-          <w:p>
-            <w:pPr>
-              <w:autoSpaceDE w:val="0"/>
-              <w:autoSpaceDN w:val="0"/>
-              <w:adjustRightInd w:val="0"/>
-              <w:ind w:left="340"/>
-              <w:rPr>
-                <w:b/>
-                <w:sz w:val="24"/>
-              </w:rPr>
-            </w:pPr>
-            <w:r>
-              <w:rPr>
-                <w:b/>
-                <w:sz w:val="24"/>
-                <w:lang w:val="en-US"/>
-              </w:rPr>
-              <w:t>5.</w:t>
-            </w:r>
-            <w:r>
-              <w:rPr>
-                <w:b/>
-                <w:sz w:val="24"/>
-              </w:rPr>
-              <w:t>3</w:t>
-            </w:r>
-            <w:r>
-              <w:rPr>
-                <w:b/>
-                <w:sz w:val="24"/>
-                <w:lang w:val="en-US"/>
-              </w:rPr>
-              <w:t xml:space="preserve"> </w:t>
-            </w:r>
-            <w:r>
-              <w:rPr>
-                <w:b/>
-                <w:sz w:val="24"/>
-              </w:rPr>
-              <w:t>Данные доклинической безопасности</w:t>
-            </w:r>
-          </w:p>
-        </w:tc>
-        <w:tc>
-          <w:tcPr>
-            <w:tcW w:w="7280" w:type="dxa"/>
-          </w:tcPr>
-          <w:p>
-            <w:pPr>
-              <w:autoSpaceDE w:val="0"/>
-              <w:autoSpaceDN w:val="0"/>
-              <w:adjustRightInd w:val="0"/>
-              <w:ind w:left="340"/>
-              <w:rPr>
-                <w:b/>
-                <w:sz w:val="24"/>
-              </w:rPr>
-            </w:pPr>
-            <w:r>
-              <w:rPr>
-                <w:b/>
-                <w:sz w:val="24"/>
-                <w:lang w:val="en-US"/>
-              </w:rPr>
-              <w:t>5.</w:t>
-            </w:r>
-            <w:r>
-              <w:rPr>
-                <w:b/>
-                <w:sz w:val="24"/>
-              </w:rPr>
-              <w:t>3</w:t>
-            </w:r>
-            <w:r>
-              <w:rPr>
-                <w:b/>
-                <w:sz w:val="24"/>
-                <w:lang w:val="en-US"/>
-              </w:rPr>
-              <w:t xml:space="preserve"> </w:t>
-            </w:r>
-            <w:r>
-              <w:rPr>
-                <w:b/>
-                <w:sz w:val="24"/>
-              </w:rPr>
-              <w:t>Данные доклинической безопасности</w:t>
-            </w:r>
-          </w:p>
-        </w:tc>
-      </w:tr>
-      <w:tr>
-        <w:tc>
-          <w:tcPr>
-            <w:tcW w:w="7280" w:type="dxa"/>
-          </w:tcPr>
-          <w:p>
-            <w:pPr>
-              <w:autoSpaceDE w:val="0"/>
-              <w:autoSpaceDN w:val="0"/>
-              <w:adjustRightInd w:val="0"/>
-              <w:ind w:left="113"/>
-              <w:rPr>
-                <w:b/>
-                <w:bCs/>
-                <w:sz w:val="23"/>
-                <w:szCs w:val="23"/>
-              </w:rPr>
-            </w:pPr>
-            <w:r>
-              <w:rPr>
-                <w:b/>
-                <w:bCs/>
-                <w:sz w:val="23"/>
-                <w:szCs w:val="23"/>
-                <w:lang w:val="en-US"/>
-              </w:rPr>
-              <w:t xml:space="preserve">6. </w:t>
-            </w:r>
-            <w:r>
-              <w:rPr>
-                <w:b/>
-                <w:bCs/>
-                <w:sz w:val="23"/>
-                <w:szCs w:val="23"/>
-              </w:rPr>
-              <w:t>ФАРМАЦЕВТИЧЕСКИЕ СВОЙСТВА</w:t>
-            </w:r>
-          </w:p>
-        </w:tc>
-        <w:tc>
-          <w:tcPr>
-            <w:tcW w:w="7280" w:type="dxa"/>
-          </w:tcPr>
-          <w:p>
-            <w:pPr>
-              <w:autoSpaceDE w:val="0"/>
-              <w:autoSpaceDN w:val="0"/>
-              <w:adjustRightInd w:val="0"/>
-              <w:ind w:left="113"/>
-              <w:rPr>
-                <w:color w:val="FF0000"/>
-                <w:sz w:val="28"/>
-                <w:szCs w:val="28"/>
-              </w:rPr>
-            </w:pPr>
-            <w:r>
-              <w:rPr>
-                <w:b/>
-                <w:bCs/>
-                <w:sz w:val="23"/>
-                <w:szCs w:val="23"/>
-                <w:lang w:val="en-US"/>
-              </w:rPr>
-              <w:t xml:space="preserve">6. </w:t>
-            </w:r>
-            <w:r>
-              <w:rPr>
-                <w:b/>
-                <w:bCs/>
-                <w:sz w:val="23"/>
-                <w:szCs w:val="23"/>
-              </w:rPr>
-              <w:t>ФАРМАЦЕВТИЧЕСКИЕ СВОЙСТВА</w:t>
-            </w:r>
-          </w:p>
-        </w:tc>
-      </w:tr>
-      <w:tr>
-        <w:tc>
-          <w:tcPr>
-            <w:tcW w:w="7280" w:type="dxa"/>
-          </w:tcPr>
-          <w:p>
-            <w:pPr>
-              <w:autoSpaceDE w:val="0"/>
-              <w:autoSpaceDN w:val="0"/>
-              <w:adjustRightInd w:val="0"/>
-              <w:ind w:left="340"/>
-              <w:rPr>
-                <w:b/>
-                <w:sz w:val="24"/>
-              </w:rPr>
-            </w:pPr>
-            <w:r>
-              <w:rPr>
-                <w:b/>
-                <w:sz w:val="24"/>
-              </w:rPr>
-              <w:t xml:space="preserve">6.1 </w:t>
-            </w:r>
-            <w:r>
-              <w:rPr>
-                <w:b/>
-                <w:sz w:val="24"/>
-              </w:rPr>
-              <w:t>Перечень вспомогательных веществ</w:t>
-            </w:r>
-          </w:p>
-        </w:tc>
-        <w:tc>
-          <w:tcPr>
-            <w:tcW w:w="7280" w:type="dxa"/>
-          </w:tcPr>
-          <w:p>
-            <w:pPr>
-              <w:autoSpaceDE w:val="0"/>
-              <w:autoSpaceDN w:val="0"/>
-              <w:adjustRightInd w:val="0"/>
-              <w:ind w:left="340"/>
-              <w:rPr>
-                <w:b/>
-                <w:sz w:val="24"/>
-              </w:rPr>
-            </w:pPr>
-            <w:r>
-              <w:rPr>
-                <w:b/>
-                <w:sz w:val="24"/>
-              </w:rPr>
-              <w:t xml:space="preserve">6.1 </w:t>
-            </w:r>
-            <w:r>
-              <w:rPr>
-                <w:b/>
-                <w:sz w:val="24"/>
-              </w:rPr>
-              <w:t>Перечень вспомогательных веществ</w:t>
-            </w:r>
-          </w:p>
-        </w:tc>
-      </w:tr>
-      <w:tr>
-        <w:tc>
-          <w:tcPr>
-            <w:tcW w:w="7280" w:type="dxa"/>
-          </w:tcPr>
-          <w:p>
-            <w:pPr>
-              <w:autoSpaceDE w:val="0"/>
-              <w:autoSpaceDN w:val="0"/>
-              <w:adjustRightInd w:val="0"/>
-              <w:ind w:left="340"/>
-              <w:rPr>
-                <w:b/>
-                <w:sz w:val="24"/>
-              </w:rPr>
-            </w:pPr>
-            <w:r>
-              <w:rPr>
-                <w:b/>
-                <w:sz w:val="24"/>
-              </w:rPr>
-              <w:t xml:space="preserve">6.2 </w:t>
-            </w:r>
-            <w:r>
-              <w:rPr>
-                <w:b/>
-                <w:sz w:val="24"/>
-              </w:rPr>
-              <w:t>Несовместимость</w:t>
-            </w:r>
-          </w:p>
-        </w:tc>
-        <w:tc>
-          <w:tcPr>
-            <w:tcW w:w="7280" w:type="dxa"/>
-          </w:tcPr>
-          <w:p>
-            <w:pPr>
-              <w:autoSpaceDE w:val="0"/>
-              <w:autoSpaceDN w:val="0"/>
-              <w:adjustRightInd w:val="0"/>
-              <w:ind w:left="340"/>
-              <w:rPr>
-                <w:b/>
-                <w:sz w:val="24"/>
-              </w:rPr>
-            </w:pPr>
-            <w:r>
-              <w:rPr>
-                <w:b/>
-                <w:sz w:val="24"/>
-              </w:rPr>
-              <w:t xml:space="preserve">6.2 </w:t>
-            </w:r>
-            <w:r>
-              <w:rPr>
-                <w:b/>
-                <w:sz w:val="24"/>
-              </w:rPr>
-              <w:t>Несовместимость</w:t>
-            </w:r>
-          </w:p>
-        </w:tc>
-      </w:tr>
-      <w:tr>
-        <w:tc>
-          <w:tcPr>
-            <w:tcW w:w="7280" w:type="dxa"/>
-          </w:tcPr>
-          <w:p>
-            <w:pPr>
-              <w:autoSpaceDE w:val="0"/>
-              <w:autoSpaceDN w:val="0"/>
-              <w:adjustRightInd w:val="0"/>
-              <w:ind w:left="340"/>
-              <w:rPr>
-                <w:b/>
-                <w:sz w:val="24"/>
-              </w:rPr>
-            </w:pPr>
-            <w:r>
-              <w:rPr>
-                <w:b/>
-                <w:sz w:val="24"/>
-              </w:rPr>
-              <w:t xml:space="preserve">6.3 </w:t>
-            </w:r>
-            <w:r>
-              <w:rPr>
-                <w:b/>
-                <w:sz w:val="24"/>
-              </w:rPr>
-              <w:t>Срок годности (срок хранения)</w:t>
-            </w:r>
-          </w:p>
-        </w:tc>
-        <w:tc>
-          <w:tcPr>
-            <w:tcW w:w="7280" w:type="dxa"/>
-          </w:tcPr>
-          <w:p>
-            <w:pPr>
-              <w:autoSpaceDE w:val="0"/>
-              <w:autoSpaceDN w:val="0"/>
-              <w:adjustRightInd w:val="0"/>
-              <w:ind w:left="340"/>
-              <w:rPr>
-                <w:b/>
-                <w:sz w:val="24"/>
-              </w:rPr>
-            </w:pPr>
-            <w:r>
-              <w:rPr>
-                <w:b/>
-                <w:sz w:val="24"/>
-              </w:rPr>
-              <w:t xml:space="preserve">6.3 </w:t>
-            </w:r>
-            <w:r>
-              <w:rPr>
-                <w:b/>
-                <w:sz w:val="24"/>
-              </w:rPr>
-              <w:t>Срок годности (срок хранения)</w:t>
-            </w:r>
-          </w:p>
-        </w:tc>
-      </w:tr>
-      <w:tr>
-        <w:tc>
-          <w:tcPr>
-            <w:tcW w:w="7280" w:type="dxa"/>
-          </w:tcPr>
-          <w:p>
-            <w:pPr>
-              <w:autoSpaceDE w:val="0"/>
-              <w:autoSpaceDN w:val="0"/>
-              <w:adjustRightInd w:val="0"/>
-              <w:ind w:left="340"/>
-              <w:rPr>
-                <w:b/>
-                <w:sz w:val="24"/>
-              </w:rPr>
-            </w:pPr>
-            <w:r>
-              <w:rPr>
-                <w:b/>
-                <w:sz w:val="24"/>
-              </w:rPr>
-              <w:t xml:space="preserve">6.4 </w:t>
-            </w:r>
-            <w:r>
-              <w:rPr>
-                <w:b/>
-                <w:sz w:val="24"/>
-              </w:rPr>
-              <w:t>Особые меры предосторожности при хранении</w:t>
-            </w:r>
-          </w:p>
-        </w:tc>
-        <w:tc>
-          <w:tcPr>
-            <w:tcW w:w="7280" w:type="dxa"/>
-          </w:tcPr>
-          <w:p>
-            <w:pPr>
-              <w:autoSpaceDE w:val="0"/>
-              <w:autoSpaceDN w:val="0"/>
-              <w:adjustRightInd w:val="0"/>
-              <w:ind w:left="340"/>
-              <w:rPr>
-                <w:b/>
-                <w:sz w:val="24"/>
-              </w:rPr>
-            </w:pPr>
-            <w:r>
-              <w:rPr>
-                <w:b/>
-                <w:sz w:val="24"/>
-              </w:rPr>
-              <w:t xml:space="preserve">6.4 </w:t>
-            </w:r>
-            <w:r>
-              <w:rPr>
-                <w:b/>
-                <w:sz w:val="24"/>
-              </w:rPr>
-              <w:t>Особые меры предосторожности при хранении</w:t>
-            </w:r>
-          </w:p>
-        </w:tc>
-      </w:tr>
-      <w:tr>
-        <w:tc>
-          <w:tcPr>
-            <w:tcW w:w="7280" w:type="dxa"/>
-          </w:tcPr>
-          <w:p>
-            <w:pPr>
-              <w:autoSpaceDE w:val="0"/>
-              <w:autoSpaceDN w:val="0"/>
-              <w:adjustRightInd w:val="0"/>
-              <w:ind w:left="340"/>
-              <w:rPr>
-                <w:b/>
-                <w:sz w:val="24"/>
-              </w:rPr>
-            </w:pPr>
-            <w:r>
-              <w:rPr>
-                <w:b/>
-                <w:sz w:val="24"/>
-              </w:rPr>
-              <w:t xml:space="preserve">6.5 </w:t>
-            </w:r>
-            <w:r>
-              <w:rPr>
-                <w:b/>
-                <w:sz w:val="24"/>
-              </w:rPr>
-              <w:t>Характер и содержание первичной упаковки</w:t>
-            </w:r>
-          </w:p>
-        </w:tc>
-        <w:tc>
-          <w:tcPr>
-            <w:tcW w:w="7280" w:type="dxa"/>
-          </w:tcPr>
-          <w:p>
-            <w:pPr>
-              <w:autoSpaceDE w:val="0"/>
-              <w:autoSpaceDN w:val="0"/>
-              <w:adjustRightInd w:val="0"/>
-              <w:ind w:left="340"/>
-              <w:rPr>
-                <w:b/>
-                <w:sz w:val="24"/>
-              </w:rPr>
-            </w:pPr>
-            <w:r>
-              <w:rPr>
-                <w:b/>
-                <w:sz w:val="24"/>
-              </w:rPr>
-              <w:t xml:space="preserve">6.5 </w:t>
-            </w:r>
-            <w:r>
-              <w:rPr>
-                <w:b/>
-                <w:sz w:val="24"/>
-              </w:rPr>
-              <w:t>Характер и содержание первичной упаковки</w:t>
-            </w:r>
-          </w:p>
-        </w:tc>
-      </w:tr>
-      <w:tr>
-        <w:tc>
-          <w:tcPr>
-            <w:tcW w:w="7280" w:type="dxa"/>
-          </w:tcPr>
-          <w:p>
-            <w:pPr>
-              <w:autoSpaceDE w:val="0"/>
-              <w:autoSpaceDN w:val="0"/>
-              <w:adjustRightInd w:val="0"/>
-              <w:ind w:left="340"/>
-              <w:rPr>
-                <w:b/>
-                <w:sz w:val="24"/>
-              </w:rPr>
-            </w:pPr>
-            <w:r>
-              <w:rPr>
-                <w:b/>
-                <w:sz w:val="24"/>
-              </w:rPr>
-              <w:lastRenderedPageBreak/>
-              <w:t xml:space="preserve">6.6 </w:t>
-            </w:r>
-            <w:r>
-              <w:rPr>
-                <w:b/>
-                <w:sz w:val="24"/>
-              </w:rPr>
-              <w:t>Особые меры предосторожности при уничтожении использованного лекарственного препарата или отходов, полученных после применения лекарственного препарата, и другие манипуляции с препаратом</w:t>
-            </w:r>
-          </w:p>
-        </w:tc>
-        <w:tc>
-          <w:tcPr>
-            <w:tcW w:w="7280" w:type="dxa"/>
-          </w:tcPr>
-          <w:p>
-            <w:pPr>
-              <w:autoSpaceDE w:val="0"/>
-              <w:autoSpaceDN w:val="0"/>
-              <w:adjustRightInd w:val="0"/>
-              <w:ind w:left="340"/>
-              <w:rPr>
-                <w:b/>
-                <w:sz w:val="24"/>
-              </w:rPr>
-            </w:pPr>
-            <w:r>
-              <w:rPr>
-                <w:b/>
-                <w:sz w:val="24"/>
-              </w:rPr>
-              <w:t xml:space="preserve">6.6 </w:t>
-            </w:r>
-            <w:r>
-              <w:rPr>
-                <w:b/>
-                <w:sz w:val="24"/>
-              </w:rPr>
-              <w:t>Особые меры предосторожности при уничтожении использованного лекарственного препарата или отходов, полученных после применения лекарственного препарата, и другие манипуляции с препаратом</w:t>
-            </w:r>
-          </w:p>
-        </w:tc>
-      </w:tr>
-      <w:tr>
-        <w:tc>
-          <w:tcPr>
-            <w:tcW w:w="7280" w:type="dxa"/>
-          </w:tcPr>
-          <w:p>
-            <w:pPr>
-              <w:autoSpaceDE w:val="0"/>
-              <w:autoSpaceDN w:val="0"/>
-              <w:adjustRightInd w:val="0"/>
-              <w:ind w:left="113"/>
-              <w:rPr>
-                <w:b/>
-                <w:bCs/>
-                <w:sz w:val="23"/>
-                <w:szCs w:val="23"/>
-              </w:rPr>
-            </w:pPr>
-            <w:r>
-              <w:rPr>
-                <w:b/>
-                <w:bCs/>
-                <w:sz w:val="23"/>
-                <w:szCs w:val="23"/>
-                <w:lang w:val="en-US"/>
-              </w:rPr>
-              <w:t xml:space="preserve">7. </w:t>
-            </w:r>
-            <w:r>
-              <w:rPr>
-                <w:b/>
-                <w:bCs/>
-                <w:sz w:val="23"/>
-                <w:szCs w:val="23"/>
-              </w:rPr>
-              <w:t>ДЕРЖАТЕЛЬ РЕГИСТРАЦИОННОГО УДОСТОВЕРЕНИЯ</w:t>
-            </w:r>
-          </w:p>
-        </w:tc>
-        <w:tc>
-          <w:tcPr>
-            <w:tcW w:w="7280" w:type="dxa"/>
-          </w:tcPr>
-          <w:p>
-            <w:pPr>
-              <w:autoSpaceDE w:val="0"/>
-              <w:autoSpaceDN w:val="0"/>
-              <w:adjustRightInd w:val="0"/>
-              <w:ind w:left="113"/>
-              <w:rPr>
-                <w:color w:val="FF0000"/>
-                <w:sz w:val="28"/>
-                <w:szCs w:val="28"/>
-              </w:rPr>
-            </w:pPr>
-            <w:r>
-              <w:rPr>
-                <w:b/>
-                <w:bCs/>
-                <w:sz w:val="23"/>
-                <w:szCs w:val="23"/>
-                <w:lang w:val="en-US"/>
-              </w:rPr>
-              <w:t xml:space="preserve">7. </w:t>
-            </w:r>
-            <w:r>
-              <w:rPr>
-                <w:b/>
-                <w:bCs/>
-                <w:sz w:val="23"/>
-                <w:szCs w:val="23"/>
-              </w:rPr>
-              <w:t>ДЕРЖАТЕЛЬ РЕГИСТРАЦИОННОГО УДОСТОВЕРЕНИЯ</w:t>
-            </w:r>
-          </w:p>
-        </w:tc>
-      </w:tr>
-      <w:tr>
-        <w:tc>
-          <w:tcPr>
-            <w:tcW w:w="7280" w:type="dxa"/>
-          </w:tcPr>
-          <w:p>
-            <w:pPr>
-              <w:autoSpaceDE w:val="0"/>
-              <w:autoSpaceDN w:val="0"/>
-              <w:adjustRightInd w:val="0"/>
-              <w:ind w:left="340"/>
-              <w:rPr>
-                <w:b/>
-                <w:sz w:val="24"/>
-              </w:rPr>
-            </w:pPr>
-            <w:r>
-              <w:rPr>
-                <w:b/>
-                <w:sz w:val="24"/>
-              </w:rPr>
-              <w:t xml:space="preserve">7.1 </w:t>
-            </w:r>
-            <w:r>
-              <w:rPr>
-                <w:b/>
-                <w:sz w:val="24"/>
-              </w:rPr>
-              <w:t>Представитель держателя регистрационного удостоверения</w:t>
-            </w:r>
-          </w:p>
-        </w:tc>
-        <w:tc>
-          <w:tcPr>
-            <w:tcW w:w="7280" w:type="dxa"/>
-          </w:tcPr>
-          <w:p>
-            <w:pPr>
-              <w:autoSpaceDE w:val="0"/>
-              <w:autoSpaceDN w:val="0"/>
-              <w:adjustRightInd w:val="0"/>
-              <w:ind w:left="340"/>
-              <w:rPr>
-                <w:color w:val="FF0000"/>
-                <w:sz w:val="28"/>
-                <w:szCs w:val="28"/>
-              </w:rPr>
-            </w:pPr>
-            <w:r>
-              <w:rPr>
-                <w:b/>
-                <w:sz w:val="24"/>
-              </w:rPr>
-              <w:t xml:space="preserve">7.1 </w:t>
-            </w:r>
-            <w:r>
-              <w:rPr>
-                <w:b/>
-                <w:sz w:val="24"/>
-              </w:rPr>
-              <w:t>Представитель держателя регистрационного удостоверения</w:t>
-            </w:r>
-          </w:p>
-        </w:tc>
-      </w:tr>
-      <w:tr>
-        <w:tc>
-          <w:tcPr>
-            <w:tcW w:w="7280" w:type="dxa"/>
-          </w:tcPr>
-          <w:p>
-            <w:pPr>
-              <w:autoSpaceDE w:val="0"/>
-              <w:autoSpaceDN w:val="0"/>
-              <w:adjustRightInd w:val="0"/>
-              <w:ind w:left="113"/>
-              <w:rPr>
-                <w:b/>
-                <w:bCs/>
-                <w:sz w:val="23"/>
-                <w:szCs w:val="23"/>
-              </w:rPr>
-            </w:pPr>
-            <w:r>
-              <w:rPr>
-                <w:b/>
-                <w:bCs/>
-                <w:sz w:val="23"/>
-                <w:szCs w:val="23"/>
-                <w:lang w:val="en-US"/>
-              </w:rPr>
-              <w:t xml:space="preserve">8. </w:t>
-            </w:r>
-            <w:r>
-              <w:rPr>
-                <w:b/>
-                <w:bCs/>
-                <w:sz w:val="23"/>
-                <w:szCs w:val="23"/>
-              </w:rPr>
-              <w:t>НОМЕР РЕГИСТРАЦИОННОГО УДОСТОВЕРЕНИЯ</w:t>
-            </w:r>
-          </w:p>
-        </w:tc>
-        <w:tc>
-          <w:tcPr>
-            <w:tcW w:w="7280" w:type="dxa"/>
-          </w:tcPr>
-          <w:p>
-            <w:pPr>
-              <w:autoSpaceDE w:val="0"/>
-              <w:autoSpaceDN w:val="0"/>
-              <w:adjustRightInd w:val="0"/>
-              <w:ind w:left="113"/>
-              <w:rPr>
-                <w:color w:val="FF0000"/>
-                <w:sz w:val="28"/>
-                <w:szCs w:val="28"/>
-              </w:rPr>
-            </w:pPr>
-            <w:r>
-              <w:rPr>
-                <w:b/>
-                <w:bCs/>
-                <w:sz w:val="23"/>
-                <w:szCs w:val="23"/>
-                <w:lang w:val="en-US"/>
-              </w:rPr>
-              <w:t xml:space="preserve">8. </w:t>
-            </w:r>
-            <w:r>
-              <w:rPr>
-                <w:b/>
-                <w:bCs/>
-                <w:sz w:val="23"/>
-                <w:szCs w:val="23"/>
-              </w:rPr>
-              <w:t>НОМЕР РЕГИСТРАЦИОННОГО УДОСТОВЕРЕНИЯ</w:t>
-            </w:r>
-          </w:p>
-        </w:tc>
-      </w:tr>
-      <w:tr>
-        <w:tc>
-          <w:tcPr>
-            <w:tcW w:w="7280" w:type="dxa"/>
-          </w:tcPr>
-          <w:p>
-            <w:pPr>
-              <w:autoSpaceDE w:val="0"/>
-              <w:autoSpaceDN w:val="0"/>
-              <w:adjustRightInd w:val="0"/>
-              <w:ind w:left="113"/>
-              <w:rPr>
-                <w:b/>
-                <w:bCs/>
-                <w:sz w:val="23"/>
-                <w:szCs w:val="23"/>
-              </w:rPr>
-            </w:pPr>
-            <w:r>
-              <w:rPr>
-                <w:b/>
-                <w:bCs/>
-                <w:sz w:val="23"/>
-                <w:szCs w:val="23"/>
-              </w:rPr>
-              <w:t>9. ДАТА ПЕРВИЧНОЙ РЕГИСТРАЦИИ (ПОДТВЕРЖДЕНИЯ РЕГИСТРАЦИИ, ПЕРЕРЕГИСТРАЦИИ)</w:t>
-            </w:r>
-          </w:p>
-        </w:tc>
-        <w:tc>
-          <w:tcPr>
-            <w:tcW w:w="7280" w:type="dxa"/>
-          </w:tcPr>
-          <w:p>
-            <w:pPr>
-              <w:autoSpaceDE w:val="0"/>
-              <w:autoSpaceDN w:val="0"/>
-              <w:adjustRightInd w:val="0"/>
-              <w:ind w:left="113"/>
-              <w:rPr>
-                <w:color w:val="FF0000"/>
-                <w:sz w:val="28"/>
-                <w:szCs w:val="28"/>
-              </w:rPr>
-            </w:pPr>
-            <w:r>
-              <w:rPr>
-                <w:b/>
-                <w:bCs/>
-                <w:sz w:val="23"/>
-                <w:szCs w:val="23"/>
-              </w:rPr>
-              <w:t>9. ДАТА ПЕРВИЧНОЙ РЕГИСТРАЦИИ (ПОДТВЕРЖДЕНИЯ РЕГИСТРАЦИИ, ПЕРЕРЕГИСТРАЦИИ)</w:t>
-            </w:r>
-          </w:p>
-        </w:tc>
-      </w:tr>
-      <w:tr>
-        <w:tc>
-          <w:tcPr>
-            <w:tcW w:w="7280" w:type="dxa"/>
-          </w:tcPr>
-          <w:p>
-            <w:pPr>
-              <w:autoSpaceDE w:val="0"/>
-              <w:autoSpaceDN w:val="0"/>
-              <w:adjustRightInd w:val="0"/>
-              <w:ind w:left="113"/>
-              <w:rPr>
-                <w:b/>
-                <w:bCs/>
-                <w:sz w:val="23"/>
-                <w:szCs w:val="23"/>
-              </w:rPr>
-            </w:pPr>
-            <w:r>
-              <w:rPr>
-                <w:b/>
-                <w:bCs/>
-                <w:sz w:val="23"/>
-                <w:szCs w:val="23"/>
-                <w:lang w:val="en-US"/>
-              </w:rPr>
-              <w:t xml:space="preserve">10. </w:t>
-            </w:r>
-            <w:r>
-              <w:rPr>
-                <w:b/>
-                <w:bCs/>
-                <w:sz w:val="23"/>
-                <w:szCs w:val="23"/>
-              </w:rPr>
-              <w:t>ДАТА ПЕРЕСМОТРА ТЕКСТА</w:t>
-            </w:r>
-          </w:p>
-        </w:tc>
-        <w:tc>
-          <w:tcPr>
-            <w:tcW w:w="7280" w:type="dxa"/>
-          </w:tcPr>
-          <w:p>
-            <w:pPr>
-              <w:autoSpaceDE w:val="0"/>
-              <w:autoSpaceDN w:val="0"/>
-              <w:adjustRightInd w:val="0"/>
-              <w:ind w:left="113"/>
-              <w:rPr>
-                <w:color w:val="FF0000"/>
-                <w:sz w:val="28"/>
-                <w:szCs w:val="28"/>
-              </w:rPr>
-            </w:pPr>
-            <w:r>
-              <w:rPr>
-                <w:b/>
-                <w:bCs/>
-                <w:sz w:val="23"/>
-                <w:szCs w:val="23"/>
-                <w:lang w:val="en-US"/>
-              </w:rPr>
-              <w:t xml:space="preserve">10. </w:t>
-            </w:r>
-            <w:r>
-              <w:rPr>
-                <w:b/>
-                <w:bCs/>
-                <w:sz w:val="23"/>
-                <w:szCs w:val="23"/>
-              </w:rPr>
-              <w:t>ДАТА ПЕРЕСМОТРА ТЕКСТА</w:t>
-            </w:r>
           </w:p>
         </w:tc>
       </w:tr>
@@ -3308,7 +1371,7 @@
 </file>
 
 <file path=word/endnotes.xml><?xml version="1.0" encoding="utf-8"?>
-<w:endnotes xmlns:wpc="http://schemas.microsoft.com/office/word/2010/wordprocessingCanvas" xmlns:cx="http://schemas.microsoft.com/office/drawing/2014/chartex" xmlns:cx1="http://schemas.microsoft.com/office/drawing/2015/9/8/chartex" xmlns:cx2="http://schemas.microsoft.com/office/drawing/2015/10/21/chartex" xmlns:cx3="http://schemas.microsoft.com/office/drawing/2016/5/9/chartex" xmlns:cx4="http://schemas.microsoft.com/office/drawing/2016/5/10/chartex" xmlns:cx5="http://schemas.microsoft.com/office/drawing/2016/5/11/chartex" xmlns:cx6="http://schemas.microsoft.com/office/drawing/2016/5/12/chartex" xmlns:cx7="http://schemas.microsoft.com/office/drawing/2016/5/13/chartex" xmlns:cx8="http://schemas.microsoft.com/office/drawing/2016/5/14/chartex" xmlns:mc="http://schemas.openxmlformats.org/markup-compatibility/2006" xmlns:aink="http://schemas.microsoft.com/office/drawing/2016/ink" xmlns:am3d="http://schemas.microsoft.com/office/drawing/2017/model3d" xmlns:o="urn:schemas-microsoft-com:office:office" xmlns:oel="http://schemas.microsoft.com/office/2019/extlst" xmlns:r="http://schemas.openxmlformats.org/officeDocument/2006/relationships" xmlns:m="http://schemas.openxmlformats.org/officeDocument/2006/math" xmlns:v="urn:schemas-microsoft-com:vml" xmlns:wp14="http://schemas.microsoft.com/office/word/2010/wordprocessingDrawing" xmlns:wp="http://schemas.openxmlformats.org/drawingml/2006/wordprocessingDrawing" xmlns:w10="urn:schemas-microsoft-com:office:word" xmlns:w="http://schemas.openxmlformats.org/wordprocessingml/2006/main" xmlns:w14="http://schemas.microsoft.com/office/word/2010/wordml" xmlns:w15="http://schemas.microsoft.com/office/word/2012/wordml" xmlns:w16cex="http://schemas.microsoft.com/office/word/2018/wordml/cex" xmlns:w16cid="http://schemas.microsoft.com/office/word/2016/wordml/cid" xmlns:w16="http://schemas.microsoft.com/office/word/2018/wordml" xmlns:w16sdtdh="http://schemas.microsoft.com/office/word/2020/wordml/sdtdatahash" xmlns:w16se="http://schemas.microsoft.com/office/word/2015/wordml/symex" xmlns:wpg="http://schemas.microsoft.com/office/word/2010/wordprocessingGroup" xmlns:wpi="http://schemas.microsoft.com/office/word/2010/wordprocessingInk" xmlns:wne="http://schemas.microsoft.com/office/word/2006/wordml" xmlns:wps="http://schemas.microsoft.com/office/word/2010/wordprocessingShape" mc:Ignorable="w14 w15 w16se w16cid w16 w16cex w16sdtdh wp14">
+<w:endnotes xmlns:wpc="http://schemas.microsoft.com/office/word/2010/wordprocessingCanvas" xmlns:cx="http://schemas.microsoft.com/office/drawing/2014/chartex" xmlns:cx1="http://schemas.microsoft.com/office/drawing/2015/9/8/chartex" xmlns:cx2="http://schemas.microsoft.com/office/drawing/2015/10/21/chartex" xmlns:cx3="http://schemas.microsoft.com/office/drawing/2016/5/9/chartex" xmlns:cx4="http://schemas.microsoft.com/office/drawing/2016/5/10/chartex" xmlns:cx5="http://schemas.microsoft.com/office/drawing/2016/5/11/chartex" xmlns:cx6="http://schemas.microsoft.com/office/drawing/2016/5/12/chartex" xmlns:cx7="http://schemas.microsoft.com/office/drawing/2016/5/13/chartex" xmlns:cx8="http://schemas.microsoft.com/office/drawing/2016/5/14/chartex" xmlns:mc="http://schemas.openxmlformats.org/markup-compatibility/2006" xmlns:aink="http://schemas.microsoft.com/office/drawing/2016/ink" xmlns:am3d="http://schemas.microsoft.com/office/drawing/2017/model3d" xmlns:o="urn:schemas-microsoft-com:office:office" xmlns:r="http://schemas.openxmlformats.org/officeDocument/2006/relationships" xmlns:m="http://schemas.openxmlformats.org/officeDocument/2006/math" xmlns:v="urn:schemas-microsoft-com:vml" xmlns:wp14="http://schemas.microsoft.com/office/word/2010/wordprocessingDrawing" xmlns:wp="http://schemas.openxmlformats.org/drawingml/2006/wordprocessingDrawing" xmlns:w10="urn:schemas-microsoft-com:office:word" xmlns:w="http://schemas.openxmlformats.org/wordprocessingml/2006/main" xmlns:w14="http://schemas.microsoft.com/office/word/2010/wordml" xmlns:w15="http://schemas.microsoft.com/office/word/2012/wordml" xmlns:w16cex="http://schemas.microsoft.com/office/word/2018/wordml/cex" xmlns:w16cid="http://schemas.microsoft.com/office/word/2016/wordml/cid" xmlns:w16="http://schemas.microsoft.com/office/word/2018/wordml" xmlns:w16sdtdh="http://schemas.microsoft.com/office/word/2020/wordml/sdtdatahash" xmlns:w16se="http://schemas.microsoft.com/office/word/2015/wordml/symex" xmlns:wpg="http://schemas.microsoft.com/office/word/2010/wordprocessingGroup" xmlns:wpi="http://schemas.microsoft.com/office/word/2010/wordprocessingInk" xmlns:wne="http://schemas.microsoft.com/office/word/2006/wordml" xmlns:wps="http://schemas.microsoft.com/office/word/2010/wordprocessingShape" mc:Ignorable="w14 w15 w16se w16cid w16 w16cex w16sdtdh wp14">
   <w:endnote w:type="separator" w:id="-1">
     <w:p>
       <w:r>
@@ -3327,7 +1390,7 @@
 </file>
 
 <file path=word/footnotes.xml><?xml version="1.0" encoding="utf-8"?>
-<w:footnotes xmlns:wpc="http://schemas.microsoft.com/office/word/2010/wordprocessingCanvas" xmlns:cx="http://schemas.microsoft.com/office/drawing/2014/chartex" xmlns:cx1="http://schemas.microsoft.com/office/drawing/2015/9/8/chartex" xmlns:cx2="http://schemas.microsoft.com/office/drawing/2015/10/21/chartex" xmlns:cx3="http://schemas.microsoft.com/office/drawing/2016/5/9/chartex" xmlns:cx4="http://schemas.microsoft.com/office/drawing/2016/5/10/chartex" xmlns:cx5="http://schemas.microsoft.com/office/drawing/2016/5/11/chartex" xmlns:cx6="http://schemas.microsoft.com/office/drawing/2016/5/12/chartex" xmlns:cx7="http://schemas.microsoft.com/office/drawing/2016/5/13/chartex" xmlns:cx8="http://schemas.microsoft.com/office/drawing/2016/5/14/chartex" xmlns:mc="http://schemas.openxmlformats.org/markup-compatibility/2006" xmlns:aink="http://schemas.microsoft.com/office/drawing/2016/ink" xmlns:am3d="http://schemas.microsoft.com/office/drawing/2017/model3d" xmlns:o="urn:schemas-microsoft-com:office:office" xmlns:oel="http://schemas.microsoft.com/office/2019/extlst" xmlns:r="http://schemas.openxmlformats.org/officeDocument/2006/relationships" xmlns:m="http://schemas.openxmlformats.org/officeDocument/2006/math" xmlns:v="urn:schemas-microsoft-com:vml" xmlns:wp14="http://schemas.microsoft.com/office/word/2010/wordprocessingDrawing" xmlns:wp="http://schemas.openxmlformats.org/drawingml/2006/wordprocessingDrawing" xmlns:w10="urn:schemas-microsoft-com:office:word" xmlns:w="http://schemas.openxmlformats.org/wordprocessingml/2006/main" xmlns:w14="http://schemas.microsoft.com/office/word/2010/wordml" xmlns:w15="http://schemas.microsoft.com/office/word/2012/wordml" xmlns:w16cex="http://schemas.microsoft.com/office/word/2018/wordml/cex" xmlns:w16cid="http://schemas.microsoft.com/office/word/2016/wordml/cid" xmlns:w16="http://schemas.microsoft.com/office/word/2018/wordml" xmlns:w16sdtdh="http://schemas.microsoft.com/office/word/2020/wordml/sdtdatahash" xmlns:w16se="http://schemas.microsoft.com/office/word/2015/wordml/symex" xmlns:wpg="http://schemas.microsoft.com/office/word/2010/wordprocessingGroup" xmlns:wpi="http://schemas.microsoft.com/office/word/2010/wordprocessingInk" xmlns:wne="http://schemas.microsoft.com/office/word/2006/wordml" xmlns:wps="http://schemas.microsoft.com/office/word/2010/wordprocessingShape" mc:Ignorable="w14 w15 w16se w16cid w16 w16cex w16sdtdh wp14">
+<w:footnotes xmlns:wpc="http://schemas.microsoft.com/office/word/2010/wordprocessingCanvas" xmlns:cx="http://schemas.microsoft.com/office/drawing/2014/chartex" xmlns:cx1="http://schemas.microsoft.com/office/drawing/2015/9/8/chartex" xmlns:cx2="http://schemas.microsoft.com/office/drawing/2015/10/21/chartex" xmlns:cx3="http://schemas.microsoft.com/office/drawing/2016/5/9/chartex" xmlns:cx4="http://schemas.microsoft.com/office/drawing/2016/5/10/chartex" xmlns:cx5="http://schemas.microsoft.com/office/drawing/2016/5/11/chartex" xmlns:cx6="http://schemas.microsoft.com/office/drawing/2016/5/12/chartex" xmlns:cx7="http://schemas.microsoft.com/office/drawing/2016/5/13/chartex" xmlns:cx8="http://schemas.microsoft.com/office/drawing/2016/5/14/chartex" xmlns:mc="http://schemas.openxmlformats.org/markup-compatibility/2006" xmlns:aink="http://schemas.microsoft.com/office/drawing/2016/ink" xmlns:am3d="http://schemas.microsoft.com/office/drawing/2017/model3d" xmlns:o="urn:schemas-microsoft-com:office:office" xmlns:r="http://schemas.openxmlformats.org/officeDocument/2006/relationships" xmlns:m="http://schemas.openxmlformats.org/officeDocument/2006/math" xmlns:v="urn:schemas-microsoft-com:vml" xmlns:wp14="http://schemas.microsoft.com/office/word/2010/wordprocessingDrawing" xmlns:wp="http://schemas.openxmlformats.org/drawingml/2006/wordprocessingDrawing" xmlns:w10="urn:schemas-microsoft-com:office:word" xmlns:w="http://schemas.openxmlformats.org/wordprocessingml/2006/main" xmlns:w14="http://schemas.microsoft.com/office/word/2010/wordml" xmlns:w15="http://schemas.microsoft.com/office/word/2012/wordml" xmlns:w16cex="http://schemas.microsoft.com/office/word/2018/wordml/cex" xmlns:w16cid="http://schemas.microsoft.com/office/word/2016/wordml/cid" xmlns:w16="http://schemas.microsoft.com/office/word/2018/wordml" xmlns:w16sdtdh="http://schemas.microsoft.com/office/word/2020/wordml/sdtdatahash" xmlns:w16se="http://schemas.microsoft.com/office/word/2015/wordml/symex" xmlns:wpg="http://schemas.microsoft.com/office/word/2010/wordprocessingGroup" xmlns:wpi="http://schemas.microsoft.com/office/word/2010/wordprocessingInk" xmlns:wne="http://schemas.microsoft.com/office/word/2006/wordml" xmlns:wps="http://schemas.microsoft.com/office/word/2010/wordprocessingShape" mc:Ignorable="w14 w15 w16se w16cid w16 w16cex w16sdtdh wp14">
   <w:footnote w:type="separator" w:id="-1">
     <w:p>
       <w:r>
@@ -3346,7 +1409,7 @@
 </file>
 
 <file path=word/header1.xml><?xml version="1.0" encoding="utf-8"?>
-<w:hdr xmlns:wpc="http://schemas.microsoft.com/office/word/2010/wordprocessingCanvas" xmlns:cx="http://schemas.microsoft.com/office/drawing/2014/chartex" xmlns:cx1="http://schemas.microsoft.com/office/drawing/2015/9/8/chartex" xmlns:cx2="http://schemas.microsoft.com/office/drawing/2015/10/21/chartex" xmlns:cx3="http://schemas.microsoft.com/office/drawing/2016/5/9/chartex" xmlns:cx4="http://schemas.microsoft.com/office/drawing/2016/5/10/chartex" xmlns:cx5="http://schemas.microsoft.com/office/drawing/2016/5/11/chartex" xmlns:cx6="http://schemas.microsoft.com/office/drawing/2016/5/12/chartex" xmlns:cx7="http://schemas.microsoft.com/office/drawing/2016/5/13/chartex" xmlns:cx8="http://schemas.microsoft.com/office/drawing/2016/5/14/chartex" xmlns:mc="http://schemas.openxmlformats.org/markup-compatibility/2006" xmlns:aink="http://schemas.microsoft.com/office/drawing/2016/ink" xmlns:am3d="http://schemas.microsoft.com/office/drawing/2017/model3d" xmlns:o="urn:schemas-microsoft-com:office:office" xmlns:oel="http://schemas.microsoft.com/office/2019/extlst" xmlns:r="http://schemas.openxmlformats.org/officeDocument/2006/relationships" xmlns:m="http://schemas.openxmlformats.org/officeDocument/2006/math" xmlns:v="urn:schemas-microsoft-com:vml" xmlns:wp14="http://schemas.microsoft.com/office/word/2010/wordprocessingDrawing" xmlns:wp="http://schemas.openxmlformats.org/drawingml/2006/wordprocessingDrawing" xmlns:w10="urn:schemas-microsoft-com:office:word" xmlns:w="http://schemas.openxmlformats.org/wordprocessingml/2006/main" xmlns:w14="http://schemas.microsoft.com/office/word/2010/wordml" xmlns:w15="http://schemas.microsoft.com/office/word/2012/wordml" xmlns:w16cex="http://schemas.microsoft.com/office/word/2018/wordml/cex" xmlns:w16cid="http://schemas.microsoft.com/office/word/2016/wordml/cid" xmlns:w16="http://schemas.microsoft.com/office/word/2018/wordml" xmlns:w16sdtdh="http://schemas.microsoft.com/office/word/2020/wordml/sdtdatahash" xmlns:w16se="http://schemas.microsoft.com/office/word/2015/wordml/symex" xmlns:wpg="http://schemas.microsoft.com/office/word/2010/wordprocessingGroup" xmlns:wpi="http://schemas.microsoft.com/office/word/2010/wordprocessingInk" xmlns:wne="http://schemas.microsoft.com/office/word/2006/wordml" xmlns:wps="http://schemas.microsoft.com/office/word/2010/wordprocessingShape" mc:Ignorable="w14 w15 w16se w16cid w16 w16cex w16sdtdh wp14">
+<w:hdr xmlns:wpc="http://schemas.microsoft.com/office/word/2010/wordprocessingCanvas" xmlns:cx="http://schemas.microsoft.com/office/drawing/2014/chartex" xmlns:cx1="http://schemas.microsoft.com/office/drawing/2015/9/8/chartex" xmlns:cx2="http://schemas.microsoft.com/office/drawing/2015/10/21/chartex" xmlns:cx3="http://schemas.microsoft.com/office/drawing/2016/5/9/chartex" xmlns:cx4="http://schemas.microsoft.com/office/drawing/2016/5/10/chartex" xmlns:cx5="http://schemas.microsoft.com/office/drawing/2016/5/11/chartex" xmlns:cx6="http://schemas.microsoft.com/office/drawing/2016/5/12/chartex" xmlns:cx7="http://schemas.microsoft.com/office/drawing/2016/5/13/chartex" xmlns:cx8="http://schemas.microsoft.com/office/drawing/2016/5/14/chartex" xmlns:mc="http://schemas.openxmlformats.org/markup-compatibility/2006" xmlns:aink="http://schemas.microsoft.com/office/drawing/2016/ink" xmlns:am3d="http://schemas.microsoft.com/office/drawing/2017/model3d" xmlns:o="urn:schemas-microsoft-com:office:office" xmlns:r="http://schemas.openxmlformats.org/officeDocument/2006/relationships" xmlns:m="http://schemas.openxmlformats.org/officeDocument/2006/math" xmlns:v="urn:schemas-microsoft-com:vml" xmlns:wp14="http://schemas.microsoft.com/office/word/2010/wordprocessingDrawing" xmlns:wp="http://schemas.openxmlformats.org/drawingml/2006/wordprocessingDrawing" xmlns:w10="urn:schemas-microsoft-com:office:word" xmlns:w="http://schemas.openxmlformats.org/wordprocessingml/2006/main" xmlns:w14="http://schemas.microsoft.com/office/word/2010/wordml" xmlns:w15="http://schemas.microsoft.com/office/word/2012/wordml" xmlns:w16cex="http://schemas.microsoft.com/office/word/2018/wordml/cex" xmlns:w16cid="http://schemas.microsoft.com/office/word/2016/wordml/cid" xmlns:w16="http://schemas.microsoft.com/office/word/2018/wordml" xmlns:w16sdtdh="http://schemas.microsoft.com/office/word/2020/wordml/sdtdatahash" xmlns:w16se="http://schemas.microsoft.com/office/word/2015/wordml/symex" xmlns:wpg="http://schemas.microsoft.com/office/word/2010/wordprocessingGroup" xmlns:wpi="http://schemas.microsoft.com/office/word/2010/wordprocessingInk" xmlns:wne="http://schemas.microsoft.com/office/word/2006/wordml" xmlns:wps="http://schemas.microsoft.com/office/word/2010/wordprocessingShape" mc:Ignorable="w14 w15 w16se w16cid w16 w16cex w16sdtdh wp14">
   <w:p>
     <w:pPr>
       <w:pStyle w:val="ae"/>
@@ -3402,7 +1465,7 @@
 </file>
 
 <file path=word/numbering.xml><?xml version="1.0" encoding="utf-8"?>
-<w:numbering xmlns:wpc="http://schemas.microsoft.com/office/word/2010/wordprocessingCanvas" xmlns:cx="http://schemas.microsoft.com/office/drawing/2014/chartex" xmlns:cx1="http://schemas.microsoft.com/office/drawing/2015/9/8/chartex" xmlns:cx2="http://schemas.microsoft.com/office/drawing/2015/10/21/chartex" xmlns:cx3="http://schemas.microsoft.com/office/drawing/2016/5/9/chartex" xmlns:cx4="http://schemas.microsoft.com/office/drawing/2016/5/10/chartex" xmlns:cx5="http://schemas.microsoft.com/office/drawing/2016/5/11/chartex" xmlns:cx6="http://schemas.microsoft.com/office/drawing/2016/5/12/chartex" xmlns:cx7="http://schemas.microsoft.com/office/drawing/2016/5/13/chartex" xmlns:cx8="http://schemas.microsoft.com/office/drawing/2016/5/14/chartex" xmlns:mc="http://schemas.openxmlformats.org/markup-compatibility/2006" xmlns:aink="http://schemas.microsoft.com/office/drawing/2016/ink" xmlns:am3d="http://schemas.microsoft.com/office/drawing/2017/model3d" xmlns:o="urn:schemas-microsoft-com:office:office" xmlns:oel="http://schemas.microsoft.com/office/2019/extlst" xmlns:r="http://schemas.openxmlformats.org/officeDocument/2006/relationships" xmlns:m="http://schemas.openxmlformats.org/officeDocument/2006/math" xmlns:v="urn:schemas-microsoft-com:vml" xmlns:wp14="http://schemas.microsoft.com/office/word/2010/wordprocessingDrawing" xmlns:wp="http://schemas.openxmlformats.org/drawingml/2006/wordprocessingDrawing" xmlns:w10="urn:schemas-microsoft-com:office:word" xmlns:w="http://schemas.openxmlformats.org/wordprocessingml/2006/main" xmlns:w14="http://schemas.microsoft.com/office/word/2010/wordml" xmlns:w15="http://schemas.microsoft.com/office/word/2012/wordml" xmlns:w16cex="http://schemas.microsoft.com/office/word/2018/wordml/cex" xmlns:w16cid="http://schemas.microsoft.com/office/word/2016/wordml/cid" xmlns:w16="http://schemas.microsoft.com/office/word/2018/wordml" xmlns:w16sdtdh="http://schemas.microsoft.com/office/word/2020/wordml/sdtdatahash" xmlns:w16se="http://schemas.microsoft.com/office/word/2015/wordml/symex" xmlns:wpg="http://schemas.microsoft.com/office/word/2010/wordprocessingGroup" xmlns:wpi="http://schemas.microsoft.com/office/word/2010/wordprocessingInk" xmlns:wne="http://schemas.microsoft.com/office/word/2006/wordml" xmlns:wps="http://schemas.microsoft.com/office/word/2010/wordprocessingShape" mc:Ignorable="w14 w15 w16se w16cid w16 w16cex w16sdtdh wp14">
+<w:numbering xmlns:wpc="http://schemas.microsoft.com/office/word/2010/wordprocessingCanvas" xmlns:cx="http://schemas.microsoft.com/office/drawing/2014/chartex" xmlns:cx1="http://schemas.microsoft.com/office/drawing/2015/9/8/chartex" xmlns:cx2="http://schemas.microsoft.com/office/drawing/2015/10/21/chartex" xmlns:cx3="http://schemas.microsoft.com/office/drawing/2016/5/9/chartex" xmlns:cx4="http://schemas.microsoft.com/office/drawing/2016/5/10/chartex" xmlns:cx5="http://schemas.microsoft.com/office/drawing/2016/5/11/chartex" xmlns:cx6="http://schemas.microsoft.com/office/drawing/2016/5/12/chartex" xmlns:cx7="http://schemas.microsoft.com/office/drawing/2016/5/13/chartex" xmlns:cx8="http://schemas.microsoft.com/office/drawing/2016/5/14/chartex" xmlns:mc="http://schemas.openxmlformats.org/markup-compatibility/2006" xmlns:aink="http://schemas.microsoft.com/office/drawing/2016/ink" xmlns:am3d="http://schemas.microsoft.com/office/drawing/2017/model3d" xmlns:o="urn:schemas-microsoft-com:office:office" xmlns:r="http://schemas.openxmlformats.org/officeDocument/2006/relationships" xmlns:m="http://schemas.openxmlformats.org/officeDocument/2006/math" xmlns:v="urn:schemas-microsoft-com:vml" xmlns:wp14="http://schemas.microsoft.com/office/word/2010/wordprocessingDrawing" xmlns:wp="http://schemas.openxmlformats.org/drawingml/2006/wordprocessingDrawing" xmlns:w10="urn:schemas-microsoft-com:office:word" xmlns:w="http://schemas.openxmlformats.org/wordprocessingml/2006/main" xmlns:w14="http://schemas.microsoft.com/office/word/2010/wordml" xmlns:w15="http://schemas.microsoft.com/office/word/2012/wordml" xmlns:w16cex="http://schemas.microsoft.com/office/word/2018/wordml/cex" xmlns:w16cid="http://schemas.microsoft.com/office/word/2016/wordml/cid" xmlns:w16="http://schemas.microsoft.com/office/word/2018/wordml" xmlns:w16sdtdh="http://schemas.microsoft.com/office/word/2020/wordml/sdtdatahash" xmlns:w16se="http://schemas.microsoft.com/office/word/2015/wordml/symex" xmlns:wpg="http://schemas.microsoft.com/office/word/2010/wordprocessingGroup" xmlns:wpi="http://schemas.microsoft.com/office/word/2010/wordprocessingInk" xmlns:wne="http://schemas.microsoft.com/office/word/2006/wordml" xmlns:wps="http://schemas.microsoft.com/office/word/2010/wordprocessingShape" mc:Ignorable="w14 w15 w16se w16cid w16 w16cex w16sdtdh wp14">
   <w:abstractNum w:abstractNumId="0" w15:restartNumberingAfterBreak="0">
     <w:nsid w:val="06094218"/>
     <w:multiLevelType w:val="multilevel"/>
@@ -4728,7 +2791,7 @@
       </w:pPr>
     </w:lvl>
   </w:abstractNum>
-  <w:num w:numId="1" w16cid:durableId="109983577">
+  <w:num w:numId="1">
     <w:abstractNumId w:val="2"/>
     <w:lvlOverride w:ilvl="0">
       <w:startOverride w:val="1"/>
@@ -4758,7 +2821,7 @@
       <w:startOverride w:val="1"/>
     </w:lvlOverride>
   </w:num>
-  <w:num w:numId="2" w16cid:durableId="1356345856">
+  <w:num w:numId="2">
     <w:abstractNumId w:val="10"/>
     <w:lvlOverride w:ilvl="0">
       <w:startOverride w:val="1"/>
@@ -4788,40 +2851,40 @@
       <w:startOverride w:val="1"/>
     </w:lvlOverride>
   </w:num>
-  <w:num w:numId="3" w16cid:durableId="712655810">
+  <w:num w:numId="3">
     <w:abstractNumId w:val="0"/>
   </w:num>
-  <w:num w:numId="4" w16cid:durableId="653532769">
+  <w:num w:numId="4">
     <w:abstractNumId w:val="5"/>
   </w:num>
-  <w:num w:numId="5" w16cid:durableId="2048674257">
+  <w:num w:numId="5">
     <w:abstractNumId w:val="12"/>
   </w:num>
-  <w:num w:numId="6" w16cid:durableId="601374872">
+  <w:num w:numId="6">
     <w:abstractNumId w:val="6"/>
   </w:num>
-  <w:num w:numId="7" w16cid:durableId="377168461">
+  <w:num w:numId="7">
     <w:abstractNumId w:val="8"/>
   </w:num>
-  <w:num w:numId="8" w16cid:durableId="1357928677">
+  <w:num w:numId="8">
     <w:abstractNumId w:val="11"/>
   </w:num>
-  <w:num w:numId="9" w16cid:durableId="1171065159">
+  <w:num w:numId="9">
     <w:abstractNumId w:val="1"/>
   </w:num>
-  <w:num w:numId="10" w16cid:durableId="1605065670">
+  <w:num w:numId="10">
     <w:abstractNumId w:val="2"/>
   </w:num>
-  <w:num w:numId="11" w16cid:durableId="1917392890">
+  <w:num w:numId="11">
     <w:abstractNumId w:val="4"/>
   </w:num>
-  <w:num w:numId="12" w16cid:durableId="265968212">
+  <w:num w:numId="12">
     <w:abstractNumId w:val="7"/>
   </w:num>
-  <w:num w:numId="13" w16cid:durableId="746657296">
+  <w:num w:numId="13">
     <w:abstractNumId w:val="3"/>
   </w:num>
-  <w:num w:numId="14" w16cid:durableId="1013997162">
+  <w:num w:numId="14">
     <w:abstractNumId w:val="9"/>
   </w:num>
 </w:numbering>
